--- a/data/bottom_line_weekly.docx
+++ b/data/bottom_line_weekly.docx
@@ -3,6 +3,12 @@
 <w:document xmlns:wpc="http://schemas.microsoft.com/office/word/2010/wordprocessingCanvas" xmlns:cx="http://schemas.microsoft.com/office/drawing/2014/chartex" xmlns:cx1="http://schemas.microsoft.com/office/drawing/2015/9/8/chartex" xmlns:cx2="http://schemas.microsoft.com/office/drawing/2015/10/21/chartex" xmlns:cx3="http://schemas.microsoft.com/office/drawing/2016/5/9/chartex" xmlns:cx4="http://schemas.microsoft.com/office/drawing/2016/5/10/chartex" xmlns:cx5="http://schemas.microsoft.com/office/drawing/2016/5/11/chartex" xmlns:cx6="http://schemas.microsoft.com/office/drawing/2016/5/12/chartex" xmlns:cx7="http://schemas.microsoft.com/office/drawing/2016/5/13/chartex" xmlns:cx8="http://schemas.microsoft.com/office/drawing/2016/5/14/chartex" xmlns:mc="http://schemas.openxmlformats.org/markup-compatibility/2006" xmlns:aink="http://schemas.microsoft.com/office/drawing/2016/ink" xmlns:am3d="http://schemas.microsoft.com/office/drawing/2017/model3d" xmlns:o="urn:schemas-microsoft-com:office:office" xmlns:oel="http://schemas.microsoft.com/office/2019/extlst" xmlns:r="http://schemas.openxmlformats.org/officeDocument/2006/relationships" xmlns:m="http://schemas.openxmlformats.org/officeDocument/2006/math" xmlns:v="urn:schemas-microsoft-com:vml" xmlns:wp14="http://schemas.microsoft.com/office/word/2010/wordprocessingDrawing" xmlns:wp="http://schemas.openxmlformats.org/drawingml/2006/wordprocessingDrawing" xmlns:w10="urn:schemas-microsoft-com:office:word" xmlns:w="http://schemas.openxmlformats.org/wordprocessingml/2006/main" xmlns:w14="http://schemas.microsoft.com/office/word/2010/wordml" xmlns:w15="http://schemas.microsoft.com/office/word/2012/wordml" xmlns:w16cex="http://schemas.microsoft.com/office/word/2018/wordml/cex" xmlns:w16cid="http://schemas.microsoft.com/office/word/2016/wordml/cid" xmlns:w16="http://schemas.microsoft.com/office/word/2018/wordml" xmlns:w16du="http://schemas.microsoft.com/office/word/2023/wordml/word16du" xmlns:w16sdtdh="http://schemas.microsoft.com/office/word/2020/wordml/sdtdatahash" xmlns:w16sdtfl="http://schemas.microsoft.com/office/word/2024/wordml/sdtformatlock" xmlns:w16se="http://schemas.microsoft.com/office/word/2015/wordml/symex" xmlns:wpg="http://schemas.microsoft.com/office/word/2010/wordprocessingGroup" xmlns:wpi="http://schemas.microsoft.com/office/word/2010/wordprocessingInk" xmlns:wne="http://schemas.microsoft.com/office/word/2006/wordml" xmlns:wps="http://schemas.microsoft.com/office/word/2010/wordprocessingShape" mc:Ignorable="w14 w15 w16se w16cid w16 w16cex w16sdtdh w16sdtfl w16du wp14">
   <w:body>
     <w:p>
+      <w:pPr>
+        <w:rPr>
+          <w:b/>
+          <w:bCs/>
+        </w:rPr>
+      </w:pPr>
       <w:r>
         <w:rPr>
           <w:b/>
@@ -14,37 +20,11 @@
         <w:t xml:space="preserve"> </w:t>
       </w:r>
       <w:r>
-        <w:t xml:space="preserve">Macro posture — </w:t>
-      </w:r>
-      <w:r>
         <w:rPr>
           <w:b/>
           <w:bCs/>
         </w:rPr>
-        <w:t>gold bid, USD softer, yields easing, and bonds firm while the energy complex slips</w:t>
-      </w:r>
-      <w:r>
-        <w:t xml:space="preserve"> — points to </w:t>
-      </w:r>
-      <w:r>
-        <w:rPr>
-          <w:b/>
-          <w:bCs/>
-        </w:rPr>
-        <w:t>steady growth with cooling inflation pressures</w:t>
-      </w:r>
-      <w:r>
-        <w:t xml:space="preserve">, a setup that continues to </w:t>
-      </w:r>
-      <w:r>
-        <w:rPr>
-          <w:b/>
-          <w:bCs/>
-        </w:rPr>
-        <w:t>favor growth and quality exposures</w:t>
-      </w:r>
-      <w:r>
-        <w:t xml:space="preserve"> over value and cyclicals.</w:t>
+        <w:t>Macro posture — gold bid, yields easing, USD and bonds essentially flat, and the energy complex bid — suggests steadier growth with moderating inflation pressures, a backdrop supportive of risk assets and cyclical exposure with ongoing rotation toward quality growth.</w:t>
       </w:r>
     </w:p>
     <w:p/>
@@ -8063,7 +8043,7 @@
   <w:style w:type="paragraph" w:default="1" w:styleId="Normal">
     <w:name w:val="Normal"/>
     <w:qFormat/>
-    <w:rsid w:val="005967FF"/>
+    <w:rsid w:val="00B652DE"/>
   </w:style>
   <w:style w:type="paragraph" w:styleId="Heading1">
     <w:name w:val="heading 1"/>

--- a/data/bottom_line_weekly.docx
+++ b/data/bottom_line_weekly.docx
@@ -3,12 +3,6 @@
 <w:document xmlns:wpc="http://schemas.microsoft.com/office/word/2010/wordprocessingCanvas" xmlns:cx="http://schemas.microsoft.com/office/drawing/2014/chartex" xmlns:cx1="http://schemas.microsoft.com/office/drawing/2015/9/8/chartex" xmlns:cx2="http://schemas.microsoft.com/office/drawing/2015/10/21/chartex" xmlns:cx3="http://schemas.microsoft.com/office/drawing/2016/5/9/chartex" xmlns:cx4="http://schemas.microsoft.com/office/drawing/2016/5/10/chartex" xmlns:cx5="http://schemas.microsoft.com/office/drawing/2016/5/11/chartex" xmlns:cx6="http://schemas.microsoft.com/office/drawing/2016/5/12/chartex" xmlns:cx7="http://schemas.microsoft.com/office/drawing/2016/5/13/chartex" xmlns:cx8="http://schemas.microsoft.com/office/drawing/2016/5/14/chartex" xmlns:mc="http://schemas.openxmlformats.org/markup-compatibility/2006" xmlns:aink="http://schemas.microsoft.com/office/drawing/2016/ink" xmlns:am3d="http://schemas.microsoft.com/office/drawing/2017/model3d" xmlns:o="urn:schemas-microsoft-com:office:office" xmlns:oel="http://schemas.microsoft.com/office/2019/extlst" xmlns:r="http://schemas.openxmlformats.org/officeDocument/2006/relationships" xmlns:m="http://schemas.openxmlformats.org/officeDocument/2006/math" xmlns:v="urn:schemas-microsoft-com:vml" xmlns:wp14="http://schemas.microsoft.com/office/word/2010/wordprocessingDrawing" xmlns:wp="http://schemas.openxmlformats.org/drawingml/2006/wordprocessingDrawing" xmlns:w10="urn:schemas-microsoft-com:office:word" xmlns:w="http://schemas.openxmlformats.org/wordprocessingml/2006/main" xmlns:w14="http://schemas.microsoft.com/office/word/2010/wordml" xmlns:w15="http://schemas.microsoft.com/office/word/2012/wordml" xmlns:w16cex="http://schemas.microsoft.com/office/word/2018/wordml/cex" xmlns:w16cid="http://schemas.microsoft.com/office/word/2016/wordml/cid" xmlns:w16="http://schemas.microsoft.com/office/word/2018/wordml" xmlns:w16du="http://schemas.microsoft.com/office/word/2023/wordml/word16du" xmlns:w16sdtdh="http://schemas.microsoft.com/office/word/2020/wordml/sdtdatahash" xmlns:w16sdtfl="http://schemas.microsoft.com/office/word/2024/wordml/sdtformatlock" xmlns:w16se="http://schemas.microsoft.com/office/word/2015/wordml/symex" xmlns:wpg="http://schemas.microsoft.com/office/word/2010/wordprocessingGroup" xmlns:wpi="http://schemas.microsoft.com/office/word/2010/wordprocessingInk" xmlns:wne="http://schemas.microsoft.com/office/word/2006/wordml" xmlns:wps="http://schemas.microsoft.com/office/word/2010/wordprocessingShape" mc:Ignorable="w14 w15 w16se w16cid w16 w16cex w16sdtdh w16sdtfl w16du wp14">
   <w:body>
     <w:p>
-      <w:pPr>
-        <w:rPr>
-          <w:b/>
-          <w:bCs/>
-        </w:rPr>
-      </w:pPr>
       <w:r>
         <w:rPr>
           <w:b/>
@@ -20,11 +14,37 @@
         <w:t xml:space="preserve"> </w:t>
       </w:r>
       <w:r>
+        <w:t xml:space="preserve">Macro posture — </w:t>
+      </w:r>
+      <w:r>
         <w:rPr>
           <w:b/>
           <w:bCs/>
         </w:rPr>
-        <w:t>Macro posture — gold bid, yields easing, USD and bonds essentially flat, and the energy complex bid — suggests steadier growth with moderating inflation pressures, a backdrop supportive of risk assets and cyclical exposure with ongoing rotation toward quality growth.</w:t>
+        <w:t>gold weaker, USD firm, yields easing, and energy complex bid</w:t>
+      </w:r>
+      <w:r>
+        <w:t xml:space="preserve"> — reflects </w:t>
+      </w:r>
+      <w:r>
+        <w:rPr>
+          <w:b/>
+          <w:bCs/>
+        </w:rPr>
+        <w:t>rebounding growth expectations and moderate inflation pressure</w:t>
+      </w:r>
+      <w:r>
+        <w:t xml:space="preserve">, favoring </w:t>
+      </w:r>
+      <w:r>
+        <w:rPr>
+          <w:b/>
+          <w:bCs/>
+        </w:rPr>
+        <w:t>cyclical and growth exposures</w:t>
+      </w:r>
+      <w:r>
+        <w:t xml:space="preserve"> over defensives.</w:t>
       </w:r>
     </w:p>
     <w:p/>
@@ -8043,7 +8063,7 @@
   <w:style w:type="paragraph" w:default="1" w:styleId="Normal">
     <w:name w:val="Normal"/>
     <w:qFormat/>
-    <w:rsid w:val="00B652DE"/>
+    <w:rsid w:val="003A41B5"/>
   </w:style>
   <w:style w:type="paragraph" w:styleId="Heading1">
     <w:name w:val="heading 1"/>

--- a/data/bottom_line_weekly.docx
+++ b/data/bottom_line_weekly.docx
@@ -21,33 +21,32 @@
           <w:b/>
           <w:bCs/>
         </w:rPr>
-        <w:t>gold weaker, USD firm, yields easing, and energy complex bid</w:t>
+        <w:t>gold weaker, USD firm, yields easing, bonds slightly firmer, and the energy complex bid</w:t>
       </w:r>
       <w:r>
-        <w:t xml:space="preserve"> — reflects </w:t>
+        <w:t xml:space="preserve"> — points to steadier growth with easing inflation pressures, a backdrop supportive of </w:t>
       </w:r>
       <w:r>
         <w:rPr>
           <w:b/>
           <w:bCs/>
         </w:rPr>
-        <w:t>rebounding growth expectations and moderate inflation pressure</w:t>
+        <w:t>risk assets</w:t>
       </w:r>
       <w:r>
-        <w:t xml:space="preserve">, favoring </w:t>
+        <w:t xml:space="preserve"> with rotation toward </w:t>
       </w:r>
       <w:r>
         <w:rPr>
           <w:b/>
           <w:bCs/>
         </w:rPr>
-        <w:t>cyclical and growth exposures</w:t>
+        <w:t>cyclical and commodity-linked exposures</w:t>
       </w:r>
       <w:r>
-        <w:t xml:space="preserve"> over defensives.</w:t>
+        <w:t>.</w:t>
       </w:r>
     </w:p>
-    <w:p/>
     <w:sectPr>
       <w:pgSz w:w="15840" w:h="12240" w:orient="landscape"/>
       <w:pgMar w:top="1440" w:right="1080" w:bottom="1440" w:left="1080" w:header="720" w:footer="720" w:gutter="0"/>

--- a/data/bottom_line_weekly.docx
+++ b/data/bottom_line_weekly.docx
@@ -21,20 +21,20 @@
           <w:b/>
           <w:bCs/>
         </w:rPr>
-        <w:t>gold weaker, USD firm, yields easing, bonds slightly firmer, and the energy complex bid</w:t>
+        <w:t>gold weaker, USD firm, yields slightly lower, and the energy complex bid</w:t>
       </w:r>
       <w:r>
-        <w:t xml:space="preserve"> — points to steadier growth with easing inflation pressures, a backdrop supportive of </w:t>
+        <w:t xml:space="preserve"> — signals </w:t>
       </w:r>
       <w:r>
         <w:rPr>
           <w:b/>
           <w:bCs/>
         </w:rPr>
-        <w:t>risk assets</w:t>
+        <w:t>steady growth with mild inflation pressure</w:t>
       </w:r>
       <w:r>
-        <w:t xml:space="preserve"> with rotation toward </w:t>
+        <w:t xml:space="preserve">, favoring </w:t>
       </w:r>
       <w:r>
         <w:rPr>
@@ -44,9 +44,10 @@
         <w:t>cyclical and commodity-linked exposures</w:t>
       </w:r>
       <w:r>
-        <w:t>.</w:t>
+        <w:t xml:space="preserve"> over defensives.</w:t>
       </w:r>
     </w:p>
+    <w:p/>
     <w:sectPr>
       <w:pgSz w:w="15840" w:h="12240" w:orient="landscape"/>
       <w:pgMar w:top="1440" w:right="1080" w:bottom="1440" w:left="1080" w:header="720" w:footer="720" w:gutter="0"/>
@@ -8062,7 +8063,7 @@
   <w:style w:type="paragraph" w:default="1" w:styleId="Normal">
     <w:name w:val="Normal"/>
     <w:qFormat/>
-    <w:rsid w:val="003A41B5"/>
+    <w:rsid w:val="006F7D68"/>
   </w:style>
   <w:style w:type="paragraph" w:styleId="Heading1">
     <w:name w:val="heading 1"/>

--- a/data/bottom_line_weekly.docx
+++ b/data/bottom_line_weekly.docx
@@ -21,20 +21,20 @@
           <w:b/>
           <w:bCs/>
         </w:rPr>
-        <w:t>gold weaker, USD firm, yields slightly lower, and the energy complex bid</w:t>
+        <w:t>gold softer, USD firm, yields essentially unchanged, bonds flat, and the energy complex strongly bid</w:t>
       </w:r>
       <w:r>
-        <w:t xml:space="preserve"> — signals </w:t>
+        <w:t xml:space="preserve"> — points to steady growth with moderate inflation pressures, a setup supportive of </w:t>
       </w:r>
       <w:r>
         <w:rPr>
           <w:b/>
           <w:bCs/>
         </w:rPr>
-        <w:t>steady growth with mild inflation pressure</w:t>
+        <w:t>risk assets</w:t>
       </w:r>
       <w:r>
-        <w:t xml:space="preserve">, favoring </w:t>
+        <w:t xml:space="preserve"> with a tilt toward </w:t>
       </w:r>
       <w:r>
         <w:rPr>
@@ -8063,7 +8063,7 @@
   <w:style w:type="paragraph" w:default="1" w:styleId="Normal">
     <w:name w:val="Normal"/>
     <w:qFormat/>
-    <w:rsid w:val="006F7D68"/>
+    <w:rsid w:val="004343ED"/>
   </w:style>
   <w:style w:type="paragraph" w:styleId="Heading1">
     <w:name w:val="heading 1"/>

--- a/data/bottom_line_weekly.docx
+++ b/data/bottom_line_weekly.docx
@@ -21,30 +21,30 @@
           <w:b/>
           <w:bCs/>
         </w:rPr>
-        <w:t>gold softer, USD firm, yields essentially unchanged, bonds flat, and the energy complex strongly bid</w:t>
+        <w:t>gold softer, USD and yields flat, bonds steady, and the energy complex slightly lower</w:t>
       </w:r>
       <w:r>
-        <w:t xml:space="preserve"> — points to steady growth with moderate inflation pressures, a setup supportive of </w:t>
+        <w:t xml:space="preserve"> — points to </w:t>
       </w:r>
       <w:r>
         <w:rPr>
           <w:b/>
           <w:bCs/>
         </w:rPr>
-        <w:t>risk assets</w:t>
+        <w:t>steady growth with easing inflation pressure</w:t>
       </w:r>
       <w:r>
-        <w:t xml:space="preserve"> with a tilt toward </w:t>
+        <w:t xml:space="preserve">, a backdrop that favors </w:t>
       </w:r>
       <w:r>
         <w:rPr>
           <w:b/>
           <w:bCs/>
         </w:rPr>
-        <w:t>cyclical and commodity-linked exposures</w:t>
+        <w:t>quality growth</w:t>
       </w:r>
       <w:r>
-        <w:t xml:space="preserve"> over defensives.</w:t>
+        <w:t xml:space="preserve"> over deep cyclicals, with rotation staying relatively contained.</w:t>
       </w:r>
     </w:p>
     <w:p/>
@@ -8063,7 +8063,7 @@
   <w:style w:type="paragraph" w:default="1" w:styleId="Normal">
     <w:name w:val="Normal"/>
     <w:qFormat/>
-    <w:rsid w:val="004343ED"/>
+    <w:rsid w:val="00EC15F6"/>
   </w:style>
   <w:style w:type="paragraph" w:styleId="Heading1">
     <w:name w:val="heading 1"/>

--- a/data/bottom_line_weekly.docx
+++ b/data/bottom_line_weekly.docx
@@ -21,30 +21,30 @@
           <w:b/>
           <w:bCs/>
         </w:rPr>
-        <w:t>gold softer, USD and yields flat, bonds steady, and the energy complex slightly lower</w:t>
+        <w:t>gold and energy both lower, USD flat, yields easing, and bonds steady</w:t>
       </w:r>
       <w:r>
-        <w:t xml:space="preserve"> — points to </w:t>
+        <w:t xml:space="preserve"> — signals </w:t>
       </w:r>
       <w:r>
         <w:rPr>
           <w:b/>
           <w:bCs/>
         </w:rPr>
-        <w:t>steady growth with easing inflation pressure</w:t>
+        <w:t>slower growth with fading inflation pressure</w:t>
       </w:r>
       <w:r>
-        <w:t xml:space="preserve">, a backdrop that favors </w:t>
+        <w:t xml:space="preserve">, favoring </w:t>
       </w:r>
       <w:r>
         <w:rPr>
           <w:b/>
           <w:bCs/>
         </w:rPr>
-        <w:t>quality growth</w:t>
+        <w:t>defensive positioning and capital preservation</w:t>
       </w:r>
       <w:r>
-        <w:t xml:space="preserve"> over deep cyclicals, with rotation staying relatively contained.</w:t>
+        <w:t xml:space="preserve"> until the tape stabilizes. </w:t>
       </w:r>
     </w:p>
     <w:p/>
@@ -8063,7 +8063,7 @@
   <w:style w:type="paragraph" w:default="1" w:styleId="Normal">
     <w:name w:val="Normal"/>
     <w:qFormat/>
-    <w:rsid w:val="00EC15F6"/>
+    <w:rsid w:val="005F7688"/>
   </w:style>
   <w:style w:type="paragraph" w:styleId="Heading1">
     <w:name w:val="heading 1"/>

--- a/data/bottom_line_weekly.docx
+++ b/data/bottom_line_weekly.docx
@@ -21,30 +21,35 @@
           <w:b/>
           <w:bCs/>
         </w:rPr>
-        <w:t>gold and energy both lower, USD flat, yields easing, and bonds steady</w:t>
+        <w:t>USD firm, yields rising, gold and the energy complex lower, and bonds softer</w:t>
       </w:r>
       <w:r>
-        <w:t xml:space="preserve"> — signals </w:t>
+        <w:t xml:space="preserve"> — points to </w:t>
       </w:r>
       <w:r>
         <w:rPr>
           <w:b/>
           <w:bCs/>
         </w:rPr>
-        <w:t>slower growth with fading inflation pressure</w:t>
+        <w:t>tightening financial conditions and softer growth with cooling inflation pressures</w:t>
       </w:r>
       <w:r>
-        <w:t xml:space="preserve">, favoring </w:t>
+        <w:t xml:space="preserve">. Favor </w:t>
       </w:r>
       <w:r>
         <w:rPr>
           <w:b/>
           <w:bCs/>
         </w:rPr>
-        <w:t>defensive positioning and capital preservation</w:t>
+        <w:t>defensives, quality balance sheets, and lower beta</w:t>
       </w:r>
       <w:r>
-        <w:t xml:space="preserve"> until the tape stabilizes. </w:t>
+        <w:t xml:space="preserve"> until participation improves.</w:t>
+      </w:r>
+    </w:p>
+    <w:p>
+      <w:r>
+        <w:t xml:space="preserve">. </w:t>
       </w:r>
     </w:p>
     <w:p/>

--- a/data/bottom_line_weekly.docx
+++ b/data/bottom_line_weekly.docx
@@ -3,6 +3,12 @@
 <w:document xmlns:wpc="http://schemas.microsoft.com/office/word/2010/wordprocessingCanvas" xmlns:cx="http://schemas.microsoft.com/office/drawing/2014/chartex" xmlns:cx1="http://schemas.microsoft.com/office/drawing/2015/9/8/chartex" xmlns:cx2="http://schemas.microsoft.com/office/drawing/2015/10/21/chartex" xmlns:cx3="http://schemas.microsoft.com/office/drawing/2016/5/9/chartex" xmlns:cx4="http://schemas.microsoft.com/office/drawing/2016/5/10/chartex" xmlns:cx5="http://schemas.microsoft.com/office/drawing/2016/5/11/chartex" xmlns:cx6="http://schemas.microsoft.com/office/drawing/2016/5/12/chartex" xmlns:cx7="http://schemas.microsoft.com/office/drawing/2016/5/13/chartex" xmlns:cx8="http://schemas.microsoft.com/office/drawing/2016/5/14/chartex" xmlns:mc="http://schemas.openxmlformats.org/markup-compatibility/2006" xmlns:aink="http://schemas.microsoft.com/office/drawing/2016/ink" xmlns:am3d="http://schemas.microsoft.com/office/drawing/2017/model3d" xmlns:o="urn:schemas-microsoft-com:office:office" xmlns:oel="http://schemas.microsoft.com/office/2019/extlst" xmlns:r="http://schemas.openxmlformats.org/officeDocument/2006/relationships" xmlns:m="http://schemas.openxmlformats.org/officeDocument/2006/math" xmlns:v="urn:schemas-microsoft-com:vml" xmlns:wp14="http://schemas.microsoft.com/office/word/2010/wordprocessingDrawing" xmlns:wp="http://schemas.openxmlformats.org/drawingml/2006/wordprocessingDrawing" xmlns:w10="urn:schemas-microsoft-com:office:word" xmlns:w="http://schemas.openxmlformats.org/wordprocessingml/2006/main" xmlns:w14="http://schemas.microsoft.com/office/word/2010/wordml" xmlns:w15="http://schemas.microsoft.com/office/word/2012/wordml" xmlns:w16cex="http://schemas.microsoft.com/office/word/2018/wordml/cex" xmlns:w16cid="http://schemas.microsoft.com/office/word/2016/wordml/cid" xmlns:w16="http://schemas.microsoft.com/office/word/2018/wordml" xmlns:w16du="http://schemas.microsoft.com/office/word/2023/wordml/word16du" xmlns:w16sdtdh="http://schemas.microsoft.com/office/word/2020/wordml/sdtdatahash" xmlns:w16sdtfl="http://schemas.microsoft.com/office/word/2024/wordml/sdtformatlock" xmlns:w16se="http://schemas.microsoft.com/office/word/2015/wordml/symex" xmlns:wpg="http://schemas.microsoft.com/office/word/2010/wordprocessingGroup" xmlns:wpi="http://schemas.microsoft.com/office/word/2010/wordprocessingInk" xmlns:wne="http://schemas.microsoft.com/office/word/2006/wordml" xmlns:wps="http://schemas.microsoft.com/office/word/2010/wordprocessingShape" mc:Ignorable="w14 w15 w16se w16cid w16 w16cex w16sdtdh w16sdtfl w16du wp14">
   <w:body>
     <w:p>
+      <w:pPr>
+        <w:rPr>
+          <w:b/>
+          <w:bCs/>
+        </w:rPr>
+      </w:pPr>
       <w:r>
         <w:rPr>
           <w:b/>
@@ -14,42 +20,14 @@
         <w:t xml:space="preserve"> </w:t>
       </w:r>
       <w:r>
-        <w:t xml:space="preserve">Macro posture — </w:t>
-      </w:r>
-      <w:r>
         <w:rPr>
           <w:b/>
           <w:bCs/>
         </w:rPr>
-        <w:t>USD firm, yields rising, gold and the energy complex lower, and bonds softer</w:t>
+        <w:t>A risk-off tape with only one-third of names positive and broad weakness across sectors, led lower by Real Estate, Consumer Discretionary, Materials, and Staples. Yields rising, USD firming, and bonds declining indicate tighter financial conditions and reduced liquidity, while weakness in gold and energy markets signals softening inflation pressure. This environment continues to favor defensive positioning, quality balance sheets, and lower beta until market breadth stabilizes and risk appetite improves.</w:t>
       </w:r>
       <w:r>
-        <w:t xml:space="preserve"> — points to </w:t>
-      </w:r>
-      <w:r>
-        <w:rPr>
-          <w:b/>
-          <w:bCs/>
-        </w:rPr>
-        <w:t>tightening financial conditions and softer growth with cooling inflation pressures</w:t>
-      </w:r>
-      <w:r>
-        <w:t xml:space="preserve">. Favor </w:t>
-      </w:r>
-      <w:r>
-        <w:rPr>
-          <w:b/>
-          <w:bCs/>
-        </w:rPr>
-        <w:t>defensives, quality balance sheets, and lower beta</w:t>
-      </w:r>
-      <w:r>
-        <w:t xml:space="preserve"> until participation improves.</w:t>
-      </w:r>
-    </w:p>
-    <w:p>
-      <w:r>
-        <w:t xml:space="preserve">. </w:t>
+        <w:t xml:space="preserve"> </w:t>
       </w:r>
     </w:p>
     <w:p/>

--- a/data/bottom_line_weekly.docx
+++ b/data/bottom_line_weekly.docx
@@ -3,12 +3,6 @@
 <w:document xmlns:wpc="http://schemas.microsoft.com/office/word/2010/wordprocessingCanvas" xmlns:cx="http://schemas.microsoft.com/office/drawing/2014/chartex" xmlns:cx1="http://schemas.microsoft.com/office/drawing/2015/9/8/chartex" xmlns:cx2="http://schemas.microsoft.com/office/drawing/2015/10/21/chartex" xmlns:cx3="http://schemas.microsoft.com/office/drawing/2016/5/9/chartex" xmlns:cx4="http://schemas.microsoft.com/office/drawing/2016/5/10/chartex" xmlns:cx5="http://schemas.microsoft.com/office/drawing/2016/5/11/chartex" xmlns:cx6="http://schemas.microsoft.com/office/drawing/2016/5/12/chartex" xmlns:cx7="http://schemas.microsoft.com/office/drawing/2016/5/13/chartex" xmlns:cx8="http://schemas.microsoft.com/office/drawing/2016/5/14/chartex" xmlns:mc="http://schemas.openxmlformats.org/markup-compatibility/2006" xmlns:aink="http://schemas.microsoft.com/office/drawing/2016/ink" xmlns:am3d="http://schemas.microsoft.com/office/drawing/2017/model3d" xmlns:o="urn:schemas-microsoft-com:office:office" xmlns:oel="http://schemas.microsoft.com/office/2019/extlst" xmlns:r="http://schemas.openxmlformats.org/officeDocument/2006/relationships" xmlns:m="http://schemas.openxmlformats.org/officeDocument/2006/math" xmlns:v="urn:schemas-microsoft-com:vml" xmlns:wp14="http://schemas.microsoft.com/office/word/2010/wordprocessingDrawing" xmlns:wp="http://schemas.openxmlformats.org/drawingml/2006/wordprocessingDrawing" xmlns:w10="urn:schemas-microsoft-com:office:word" xmlns:w="http://schemas.openxmlformats.org/wordprocessingml/2006/main" xmlns:w14="http://schemas.microsoft.com/office/word/2010/wordml" xmlns:w15="http://schemas.microsoft.com/office/word/2012/wordml" xmlns:w16cex="http://schemas.microsoft.com/office/word/2018/wordml/cex" xmlns:w16cid="http://schemas.microsoft.com/office/word/2016/wordml/cid" xmlns:w16="http://schemas.microsoft.com/office/word/2018/wordml" xmlns:w16du="http://schemas.microsoft.com/office/word/2023/wordml/word16du" xmlns:w16sdtdh="http://schemas.microsoft.com/office/word/2020/wordml/sdtdatahash" xmlns:w16sdtfl="http://schemas.microsoft.com/office/word/2024/wordml/sdtformatlock" xmlns:w16se="http://schemas.microsoft.com/office/word/2015/wordml/symex" xmlns:wpg="http://schemas.microsoft.com/office/word/2010/wordprocessingGroup" xmlns:wpi="http://schemas.microsoft.com/office/word/2010/wordprocessingInk" xmlns:wne="http://schemas.microsoft.com/office/word/2006/wordml" xmlns:wps="http://schemas.microsoft.com/office/word/2010/wordprocessingShape" mc:Ignorable="w14 w15 w16se w16cid w16 w16cex w16sdtdh w16sdtfl w16du wp14">
   <w:body>
     <w:p>
-      <w:pPr>
-        <w:rPr>
-          <w:b/>
-          <w:bCs/>
-        </w:rPr>
-      </w:pPr>
       <w:r>
         <w:rPr>
           <w:b/>
@@ -24,13 +18,9 @@
           <w:b/>
           <w:bCs/>
         </w:rPr>
-        <w:t>A risk-off tape with only one-third of names positive and broad weakness across sectors, led lower by Real Estate, Consumer Discretionary, Materials, and Staples. Yields rising, USD firming, and bonds declining indicate tighter financial conditions and reduced liquidity, while weakness in gold and energy markets signals softening inflation pressure. This environment continues to favor defensive positioning, quality balance sheets, and lower beta until market breadth stabilizes and risk appetite improves.</w:t>
-      </w:r>
-      <w:r>
-        <w:t xml:space="preserve"> </w:t>
+        <w:t>Macro posture — USD stronger, yields moving higher, bonds weaker, gold down — reflects tightening financial conditions with slowing growth and easing inflation pressures. Market tone continues to favor defensives, quality, and lower beta exposure until breadth stabilizes and risk appetite improves.</w:t>
       </w:r>
     </w:p>
-    <w:p/>
     <w:sectPr>
       <w:pgSz w:w="15840" w:h="12240" w:orient="landscape"/>
       <w:pgMar w:top="1440" w:right="1080" w:bottom="1440" w:left="1080" w:header="720" w:footer="720" w:gutter="0"/>

--- a/data/bottom_line_weekly.docx
+++ b/data/bottom_line_weekly.docx
@@ -3,6 +3,12 @@
 <w:document xmlns:wpc="http://schemas.microsoft.com/office/word/2010/wordprocessingCanvas" xmlns:cx="http://schemas.microsoft.com/office/drawing/2014/chartex" xmlns:cx1="http://schemas.microsoft.com/office/drawing/2015/9/8/chartex" xmlns:cx2="http://schemas.microsoft.com/office/drawing/2015/10/21/chartex" xmlns:cx3="http://schemas.microsoft.com/office/drawing/2016/5/9/chartex" xmlns:cx4="http://schemas.microsoft.com/office/drawing/2016/5/10/chartex" xmlns:cx5="http://schemas.microsoft.com/office/drawing/2016/5/11/chartex" xmlns:cx6="http://schemas.microsoft.com/office/drawing/2016/5/12/chartex" xmlns:cx7="http://schemas.microsoft.com/office/drawing/2016/5/13/chartex" xmlns:cx8="http://schemas.microsoft.com/office/drawing/2016/5/14/chartex" xmlns:mc="http://schemas.openxmlformats.org/markup-compatibility/2006" xmlns:aink="http://schemas.microsoft.com/office/drawing/2016/ink" xmlns:am3d="http://schemas.microsoft.com/office/drawing/2017/model3d" xmlns:o="urn:schemas-microsoft-com:office:office" xmlns:oel="http://schemas.microsoft.com/office/2019/extlst" xmlns:r="http://schemas.openxmlformats.org/officeDocument/2006/relationships" xmlns:m="http://schemas.openxmlformats.org/officeDocument/2006/math" xmlns:v="urn:schemas-microsoft-com:vml" xmlns:wp14="http://schemas.microsoft.com/office/word/2010/wordprocessingDrawing" xmlns:wp="http://schemas.openxmlformats.org/drawingml/2006/wordprocessingDrawing" xmlns:w10="urn:schemas-microsoft-com:office:word" xmlns:w="http://schemas.openxmlformats.org/wordprocessingml/2006/main" xmlns:w14="http://schemas.microsoft.com/office/word/2010/wordml" xmlns:w15="http://schemas.microsoft.com/office/word/2012/wordml" xmlns:w16cex="http://schemas.microsoft.com/office/word/2018/wordml/cex" xmlns:w16cid="http://schemas.microsoft.com/office/word/2016/wordml/cid" xmlns:w16="http://schemas.microsoft.com/office/word/2018/wordml" xmlns:w16du="http://schemas.microsoft.com/office/word/2023/wordml/word16du" xmlns:w16sdtdh="http://schemas.microsoft.com/office/word/2020/wordml/sdtdatahash" xmlns:w16sdtfl="http://schemas.microsoft.com/office/word/2024/wordml/sdtformatlock" xmlns:w16se="http://schemas.microsoft.com/office/word/2015/wordml/symex" xmlns:wpg="http://schemas.microsoft.com/office/word/2010/wordprocessingGroup" xmlns:wpi="http://schemas.microsoft.com/office/word/2010/wordprocessingInk" xmlns:wne="http://schemas.microsoft.com/office/word/2006/wordml" xmlns:wps="http://schemas.microsoft.com/office/word/2010/wordprocessingShape" mc:Ignorable="w14 w15 w16se w16cid w16 w16cex w16sdtdh w16sdtfl w16du wp14">
   <w:body>
     <w:p>
+      <w:pPr>
+        <w:rPr>
+          <w:b/>
+          <w:bCs/>
+        </w:rPr>
+      </w:pPr>
       <w:r>
         <w:rPr>
           <w:b/>
@@ -18,9 +24,10 @@
           <w:b/>
           <w:bCs/>
         </w:rPr>
-        <w:t>Macro posture — USD stronger, yields moving higher, bonds weaker, gold down — reflects tightening financial conditions with slowing growth and easing inflation pressures. Market tone continues to favor defensives, quality, and lower beta exposure until breadth stabilizes and risk appetite improves.</w:t>
+        <w:t>Macro posture — gold steady, USD steady, yields slightly higher, bonds softer, and the energy complex bid — suggests stable but slower growth expectations with mild inflation pressure, favoring selective exposure, defensive lean, and commodity-linked strength until participation firms.</w:t>
       </w:r>
     </w:p>
+    <w:p/>
     <w:sectPr>
       <w:pgSz w:w="15840" w:h="12240" w:orient="landscape"/>
       <w:pgMar w:top="1440" w:right="1080" w:bottom="1440" w:left="1080" w:header="720" w:footer="720" w:gutter="0"/>
@@ -8036,7 +8043,7 @@
   <w:style w:type="paragraph" w:default="1" w:styleId="Normal">
     <w:name w:val="Normal"/>
     <w:qFormat/>
-    <w:rsid w:val="005F7688"/>
+    <w:rsid w:val="005970DC"/>
   </w:style>
   <w:style w:type="paragraph" w:styleId="Heading1">
     <w:name w:val="heading 1"/>

--- a/data/bottom_line_weekly.docx
+++ b/data/bottom_line_weekly.docx
@@ -24,7 +24,7 @@
           <w:b/>
           <w:bCs/>
         </w:rPr>
-        <w:t>Macro posture — gold steady, USD steady, yields slightly higher, bonds softer, and the energy complex bid — suggests stable but slower growth expectations with mild inflation pressure, favoring selective exposure, defensive lean, and commodity-linked strength until participation firms.</w:t>
+        <w:t>Macro signals — yields easing, USD flat, gold soft, and the energy complex bid — suggest the market is bracing for slower growth alongside persistent commodity strength, favoring selective positioning, commodity-linked exposure, and defense until participation broadens and risk appetite resets.</w:t>
       </w:r>
     </w:p>
     <w:p/>
@@ -8043,7 +8043,7 @@
   <w:style w:type="paragraph" w:default="1" w:styleId="Normal">
     <w:name w:val="Normal"/>
     <w:qFormat/>
-    <w:rsid w:val="005970DC"/>
+    <w:rsid w:val="002D3D3A"/>
   </w:style>
   <w:style w:type="paragraph" w:styleId="Heading1">
     <w:name w:val="heading 1"/>

--- a/data/bottom_line_weekly.docx
+++ b/data/bottom_line_weekly.docx
@@ -24,7 +24,7 @@
           <w:b/>
           <w:bCs/>
         </w:rPr>
-        <w:t>Macro signals — yields easing, USD flat, gold soft, and the energy complex bid — suggest the market is bracing for slower growth alongside persistent commodity strength, favoring selective positioning, commodity-linked exposure, and defense until participation broadens and risk appetite resets.</w:t>
+        <w:t>Macro posture — yields easing, USD soft, gold flat, and energy bid — signals moderating inflation with steady growth under the surface, favoring cyclical and yield-sensitive exposures while high-multiple growth remains under pressure.</w:t>
       </w:r>
     </w:p>
     <w:p/>
@@ -8043,7 +8043,7 @@
   <w:style w:type="paragraph" w:default="1" w:styleId="Normal">
     <w:name w:val="Normal"/>
     <w:qFormat/>
-    <w:rsid w:val="002D3D3A"/>
+    <w:rsid w:val="00081E3F"/>
   </w:style>
   <w:style w:type="paragraph" w:styleId="Heading1">
     <w:name w:val="heading 1"/>

--- a/data/bottom_line_weekly.docx
+++ b/data/bottom_line_weekly.docx
@@ -24,7 +24,7 @@
           <w:b/>
           <w:bCs/>
         </w:rPr>
-        <w:t>Macro posture — yields easing, USD soft, gold flat, and energy bid — signals moderating inflation with steady growth under the surface, favoring cyclical and yield-sensitive exposures while high-multiple growth remains under pressure.</w:t>
+        <w:t>Macro posture — gold bid, yields up slightly, USD firm, and energy complex higher — reflects steady growth with modest inflation pressure, favoring cyclical and risk assets over defensives as the tape remains broadly supportive.</w:t>
       </w:r>
     </w:p>
     <w:p/>
@@ -8043,7 +8043,7 @@
   <w:style w:type="paragraph" w:default="1" w:styleId="Normal">
     <w:name w:val="Normal"/>
     <w:qFormat/>
-    <w:rsid w:val="00081E3F"/>
+    <w:rsid w:val="00CF7A0F"/>
   </w:style>
   <w:style w:type="paragraph" w:styleId="Heading1">
     <w:name w:val="heading 1"/>

--- a/data/bottom_line_weekly.docx
+++ b/data/bottom_line_weekly.docx
@@ -24,10 +24,9 @@
           <w:b/>
           <w:bCs/>
         </w:rPr>
-        <w:t>Macro posture — gold bid, yields up slightly, USD firm, and energy complex higher — reflects steady growth with modest inflation pressure, favoring cyclical and risk assets over defensives as the tape remains broadly supportive.</w:t>
+        <w:t>Macro posture — gold and energy bid, USD soft, yields modestly higher, and bonds firm — reflects resilient growth and moderate inflation pressures, a backdrop supportive of risk-taking and cyclical participation as markets sustain positive momentum.</w:t>
       </w:r>
     </w:p>
-    <w:p/>
     <w:sectPr>
       <w:pgSz w:w="15840" w:h="12240" w:orient="landscape"/>
       <w:pgMar w:top="1440" w:right="1080" w:bottom="1440" w:left="1080" w:header="720" w:footer="720" w:gutter="0"/>
@@ -8043,7 +8042,7 @@
   <w:style w:type="paragraph" w:default="1" w:styleId="Normal">
     <w:name w:val="Normal"/>
     <w:qFormat/>
-    <w:rsid w:val="00CF7A0F"/>
+    <w:rsid w:val="002A7155"/>
   </w:style>
   <w:style w:type="paragraph" w:styleId="Heading1">
     <w:name w:val="heading 1"/>

--- a/data/bottom_line_weekly.docx
+++ b/data/bottom_line_weekly.docx
@@ -24,7 +24,7 @@
           <w:b/>
           <w:bCs/>
         </w:rPr>
-        <w:t>Macro posture — gold and energy bid, USD soft, yields modestly higher, and bonds firm — reflects resilient growth and moderate inflation pressures, a backdrop supportive of risk-taking and cyclical participation as markets sustain positive momentum.</w:t>
+        <w:t xml:space="preserve">The macro backdrop — gold bid, yields easing, USD flat, and energy firm — signals steady growth expectations with a softer inflation pulse, favoring risk assets and pro-cyclical exposure as markets extend their recovery tone. </w:t>
       </w:r>
     </w:p>
     <w:sectPr>
@@ -8042,7 +8042,7 @@
   <w:style w:type="paragraph" w:default="1" w:styleId="Normal">
     <w:name w:val="Normal"/>
     <w:qFormat/>
-    <w:rsid w:val="002A7155"/>
+    <w:rsid w:val="006A5841"/>
   </w:style>
   <w:style w:type="paragraph" w:styleId="Heading1">
     <w:name w:val="heading 1"/>

--- a/data/bottom_line_weekly.docx
+++ b/data/bottom_line_weekly.docx
@@ -3,12 +3,6 @@
 <w:document xmlns:wpc="http://schemas.microsoft.com/office/word/2010/wordprocessingCanvas" xmlns:cx="http://schemas.microsoft.com/office/drawing/2014/chartex" xmlns:cx1="http://schemas.microsoft.com/office/drawing/2015/9/8/chartex" xmlns:cx2="http://schemas.microsoft.com/office/drawing/2015/10/21/chartex" xmlns:cx3="http://schemas.microsoft.com/office/drawing/2016/5/9/chartex" xmlns:cx4="http://schemas.microsoft.com/office/drawing/2016/5/10/chartex" xmlns:cx5="http://schemas.microsoft.com/office/drawing/2016/5/11/chartex" xmlns:cx6="http://schemas.microsoft.com/office/drawing/2016/5/12/chartex" xmlns:cx7="http://schemas.microsoft.com/office/drawing/2016/5/13/chartex" xmlns:cx8="http://schemas.microsoft.com/office/drawing/2016/5/14/chartex" xmlns:mc="http://schemas.openxmlformats.org/markup-compatibility/2006" xmlns:aink="http://schemas.microsoft.com/office/drawing/2016/ink" xmlns:am3d="http://schemas.microsoft.com/office/drawing/2017/model3d" xmlns:o="urn:schemas-microsoft-com:office:office" xmlns:oel="http://schemas.microsoft.com/office/2019/extlst" xmlns:r="http://schemas.openxmlformats.org/officeDocument/2006/relationships" xmlns:m="http://schemas.openxmlformats.org/officeDocument/2006/math" xmlns:v="urn:schemas-microsoft-com:vml" xmlns:wp14="http://schemas.microsoft.com/office/word/2010/wordprocessingDrawing" xmlns:wp="http://schemas.openxmlformats.org/drawingml/2006/wordprocessingDrawing" xmlns:w10="urn:schemas-microsoft-com:office:word" xmlns:w="http://schemas.openxmlformats.org/wordprocessingml/2006/main" xmlns:w14="http://schemas.microsoft.com/office/word/2010/wordml" xmlns:w15="http://schemas.microsoft.com/office/word/2012/wordml" xmlns:w16cex="http://schemas.microsoft.com/office/word/2018/wordml/cex" xmlns:w16cid="http://schemas.microsoft.com/office/word/2016/wordml/cid" xmlns:w16="http://schemas.microsoft.com/office/word/2018/wordml" xmlns:w16du="http://schemas.microsoft.com/office/word/2023/wordml/word16du" xmlns:w16sdtdh="http://schemas.microsoft.com/office/word/2020/wordml/sdtdatahash" xmlns:w16sdtfl="http://schemas.microsoft.com/office/word/2024/wordml/sdtformatlock" xmlns:w16se="http://schemas.microsoft.com/office/word/2015/wordml/symex" xmlns:wpg="http://schemas.microsoft.com/office/word/2010/wordprocessingGroup" xmlns:wpi="http://schemas.microsoft.com/office/word/2010/wordprocessingInk" xmlns:wne="http://schemas.microsoft.com/office/word/2006/wordml" xmlns:wps="http://schemas.microsoft.com/office/word/2010/wordprocessingShape" mc:Ignorable="w14 w15 w16se w16cid w16 w16cex w16sdtdh w16sdtfl w16du wp14">
   <w:body>
     <w:p>
-      <w:pPr>
-        <w:rPr>
-          <w:b/>
-          <w:bCs/>
-        </w:rPr>
-      </w:pPr>
       <w:r>
         <w:rPr>
           <w:b/>
@@ -20,11 +14,37 @@
         <w:t xml:space="preserve"> </w:t>
       </w:r>
       <w:r>
+        <w:t xml:space="preserve">. Macro posture — </w:t>
+      </w:r>
+      <w:r>
         <w:rPr>
           <w:b/>
           <w:bCs/>
         </w:rPr>
-        <w:t xml:space="preserve">The macro backdrop — gold bid, yields easing, USD flat, and energy firm — signals steady growth expectations with a softer inflation pulse, favoring risk assets and pro-cyclical exposure as markets extend their recovery tone. </w:t>
+        <w:t>gold bid, USD easing, yields rising, bonds soft, and the energy complex strong</w:t>
+      </w:r>
+      <w:r>
+        <w:t xml:space="preserve"> — points to </w:t>
+      </w:r>
+      <w:r>
+        <w:rPr>
+          <w:b/>
+          <w:bCs/>
+        </w:rPr>
+        <w:t>resilient growth alongside firm commodity demand</w:t>
+      </w:r>
+      <w:r>
+        <w:t xml:space="preserve">, favoring </w:t>
+      </w:r>
+      <w:r>
+        <w:rPr>
+          <w:b/>
+          <w:bCs/>
+        </w:rPr>
+        <w:t>selective cyclicals and commodity-linked exposures</w:t>
+      </w:r>
+      <w:r>
+        <w:t xml:space="preserve"> while rate-sensitive areas remain pressured.</w:t>
       </w:r>
     </w:p>
     <w:sectPr>
@@ -8042,7 +8062,7 @@
   <w:style w:type="paragraph" w:default="1" w:styleId="Normal">
     <w:name w:val="Normal"/>
     <w:qFormat/>
-    <w:rsid w:val="006A5841"/>
+    <w:rsid w:val="00634228"/>
   </w:style>
   <w:style w:type="paragraph" w:styleId="Heading1">
     <w:name w:val="heading 1"/>

--- a/data/bottom_line_weekly.docx
+++ b/data/bottom_line_weekly.docx
@@ -3,6 +3,12 @@
 <w:document xmlns:wpc="http://schemas.microsoft.com/office/word/2010/wordprocessingCanvas" xmlns:cx="http://schemas.microsoft.com/office/drawing/2014/chartex" xmlns:cx1="http://schemas.microsoft.com/office/drawing/2015/9/8/chartex" xmlns:cx2="http://schemas.microsoft.com/office/drawing/2015/10/21/chartex" xmlns:cx3="http://schemas.microsoft.com/office/drawing/2016/5/9/chartex" xmlns:cx4="http://schemas.microsoft.com/office/drawing/2016/5/10/chartex" xmlns:cx5="http://schemas.microsoft.com/office/drawing/2016/5/11/chartex" xmlns:cx6="http://schemas.microsoft.com/office/drawing/2016/5/12/chartex" xmlns:cx7="http://schemas.microsoft.com/office/drawing/2016/5/13/chartex" xmlns:cx8="http://schemas.microsoft.com/office/drawing/2016/5/14/chartex" xmlns:mc="http://schemas.openxmlformats.org/markup-compatibility/2006" xmlns:aink="http://schemas.microsoft.com/office/drawing/2016/ink" xmlns:am3d="http://schemas.microsoft.com/office/drawing/2017/model3d" xmlns:o="urn:schemas-microsoft-com:office:office" xmlns:oel="http://schemas.microsoft.com/office/2019/extlst" xmlns:r="http://schemas.openxmlformats.org/officeDocument/2006/relationships" xmlns:m="http://schemas.openxmlformats.org/officeDocument/2006/math" xmlns:v="urn:schemas-microsoft-com:vml" xmlns:wp14="http://schemas.microsoft.com/office/word/2010/wordprocessingDrawing" xmlns:wp="http://schemas.openxmlformats.org/drawingml/2006/wordprocessingDrawing" xmlns:w10="urn:schemas-microsoft-com:office:word" xmlns:w="http://schemas.openxmlformats.org/wordprocessingml/2006/main" xmlns:w14="http://schemas.microsoft.com/office/word/2010/wordml" xmlns:w15="http://schemas.microsoft.com/office/word/2012/wordml" xmlns:w16cex="http://schemas.microsoft.com/office/word/2018/wordml/cex" xmlns:w16cid="http://schemas.microsoft.com/office/word/2016/wordml/cid" xmlns:w16="http://schemas.microsoft.com/office/word/2018/wordml" xmlns:w16du="http://schemas.microsoft.com/office/word/2023/wordml/word16du" xmlns:w16sdtdh="http://schemas.microsoft.com/office/word/2020/wordml/sdtdatahash" xmlns:w16sdtfl="http://schemas.microsoft.com/office/word/2024/wordml/sdtformatlock" xmlns:w16se="http://schemas.microsoft.com/office/word/2015/wordml/symex" xmlns:wpg="http://schemas.microsoft.com/office/word/2010/wordprocessingGroup" xmlns:wpi="http://schemas.microsoft.com/office/word/2010/wordprocessingInk" xmlns:wne="http://schemas.microsoft.com/office/word/2006/wordml" xmlns:wps="http://schemas.microsoft.com/office/word/2010/wordprocessingShape" mc:Ignorable="w14 w15 w16se w16cid w16 w16cex w16sdtdh w16sdtfl w16du wp14">
   <w:body>
     <w:p>
+      <w:pPr>
+        <w:rPr>
+          <w:b/>
+          <w:bCs/>
+        </w:rPr>
+      </w:pPr>
       <w:r>
         <w:rPr>
           <w:b/>
@@ -14,39 +20,14 @@
         <w:t xml:space="preserve"> </w:t>
       </w:r>
       <w:r>
-        <w:t xml:space="preserve">. Macro posture — </w:t>
-      </w:r>
-      <w:r>
         <w:rPr>
           <w:b/>
           <w:bCs/>
         </w:rPr>
-        <w:t>gold bid, USD easing, yields rising, bonds soft, and the energy complex strong</w:t>
-      </w:r>
-      <w:r>
-        <w:t xml:space="preserve"> — points to </w:t>
-      </w:r>
-      <w:r>
-        <w:rPr>
-          <w:b/>
-          <w:bCs/>
-        </w:rPr>
-        <w:t>resilient growth alongside firm commodity demand</w:t>
-      </w:r>
-      <w:r>
-        <w:t xml:space="preserve">, favoring </w:t>
-      </w:r>
-      <w:r>
-        <w:rPr>
-          <w:b/>
-          <w:bCs/>
-        </w:rPr>
-        <w:t>selective cyclicals and commodity-linked exposures</w:t>
-      </w:r>
-      <w:r>
-        <w:t xml:space="preserve"> while rate-sensitive areas remain pressured.</w:t>
+        <w:t>Macro posture — USD firm, yields easing, gold soft, bonds flat, and the energy complex softer — indicates slowing growth with cooling inflation pressure, an environment that favors defensive positioning, liquidity preservation, and lower beta until breadth stabilizes and market appetite for risk returns.</w:t>
       </w:r>
     </w:p>
+    <w:p/>
     <w:sectPr>
       <w:pgSz w:w="15840" w:h="12240" w:orient="landscape"/>
       <w:pgMar w:top="1440" w:right="1080" w:bottom="1440" w:left="1080" w:header="720" w:footer="720" w:gutter="0"/>
@@ -8062,7 +8043,7 @@
   <w:style w:type="paragraph" w:default="1" w:styleId="Normal">
     <w:name w:val="Normal"/>
     <w:qFormat/>
-    <w:rsid w:val="00634228"/>
+    <w:rsid w:val="000E0513"/>
   </w:style>
   <w:style w:type="paragraph" w:styleId="Heading1">
     <w:name w:val="heading 1"/>

--- a/data/bottom_line_weekly.docx
+++ b/data/bottom_line_weekly.docx
@@ -24,10 +24,9 @@
           <w:b/>
           <w:bCs/>
         </w:rPr>
-        <w:t>Macro posture — USD firm, yields easing, gold soft, bonds flat, and the energy complex softer — indicates slowing growth with cooling inflation pressure, an environment that favors defensive positioning, liquidity preservation, and lower beta until breadth stabilizes and market appetite for risk returns.</w:t>
+        <w:t>Macro posture — USD firmer, yields easing, gold soft, bonds flat, and the energy complex down — points to slowing growth expectations with cooling inflation pressure and tighter financial conditions, an environment that favors capital preservation, defensives, and lower-beta exposure until participation and price action begin to stabilize.</w:t>
       </w:r>
     </w:p>
-    <w:p/>
     <w:sectPr>
       <w:pgSz w:w="15840" w:h="12240" w:orient="landscape"/>
       <w:pgMar w:top="1440" w:right="1080" w:bottom="1440" w:left="1080" w:header="720" w:footer="720" w:gutter="0"/>
@@ -8043,7 +8042,7 @@
   <w:style w:type="paragraph" w:default="1" w:styleId="Normal">
     <w:name w:val="Normal"/>
     <w:qFormat/>
-    <w:rsid w:val="000E0513"/>
+    <w:rsid w:val="007F1B57"/>
   </w:style>
   <w:style w:type="paragraph" w:styleId="Heading1">
     <w:name w:val="heading 1"/>

--- a/data/bottom_line_weekly.docx
+++ b/data/bottom_line_weekly.docx
@@ -24,8 +24,16 @@
           <w:b/>
           <w:bCs/>
         </w:rPr>
-        <w:t>Macro posture — USD firmer, yields easing, gold soft, bonds flat, and the energy complex down — points to slowing growth expectations with cooling inflation pressure and tighter financial conditions, an environment that favors capital preservation, defensives, and lower-beta exposure until participation and price action begin to stabilize.</w:t>
+        <w:t>Macro posture — USD firmer, yields easing, bonds firmer, gold soft, and the energy complex down — points to slowing growth with cooling inflation pressure and tighter financial conditions, an environment that continues to favor defensive positioning, quality balance sheets, and lower-beta exposure over high-beta cyclicals and speculative growth.</w:t>
       </w:r>
+    </w:p>
+    <w:p>
+      <w:pPr>
+        <w:rPr>
+          <w:b/>
+          <w:bCs/>
+        </w:rPr>
+      </w:pPr>
     </w:p>
     <w:sectPr>
       <w:pgSz w:w="15840" w:h="12240" w:orient="landscape"/>
@@ -8042,7 +8050,7 @@
   <w:style w:type="paragraph" w:default="1" w:styleId="Normal">
     <w:name w:val="Normal"/>
     <w:qFormat/>
-    <w:rsid w:val="007F1B57"/>
+    <w:rsid w:val="005E146F"/>
   </w:style>
   <w:style w:type="paragraph" w:styleId="Heading1">
     <w:name w:val="heading 1"/>

--- a/data/bottom_line_weekly.docx
+++ b/data/bottom_line_weekly.docx
@@ -3,12 +3,6 @@
 <w:document xmlns:wpc="http://schemas.microsoft.com/office/word/2010/wordprocessingCanvas" xmlns:cx="http://schemas.microsoft.com/office/drawing/2014/chartex" xmlns:cx1="http://schemas.microsoft.com/office/drawing/2015/9/8/chartex" xmlns:cx2="http://schemas.microsoft.com/office/drawing/2015/10/21/chartex" xmlns:cx3="http://schemas.microsoft.com/office/drawing/2016/5/9/chartex" xmlns:cx4="http://schemas.microsoft.com/office/drawing/2016/5/10/chartex" xmlns:cx5="http://schemas.microsoft.com/office/drawing/2016/5/11/chartex" xmlns:cx6="http://schemas.microsoft.com/office/drawing/2016/5/12/chartex" xmlns:cx7="http://schemas.microsoft.com/office/drawing/2016/5/13/chartex" xmlns:cx8="http://schemas.microsoft.com/office/drawing/2016/5/14/chartex" xmlns:mc="http://schemas.openxmlformats.org/markup-compatibility/2006" xmlns:aink="http://schemas.microsoft.com/office/drawing/2016/ink" xmlns:am3d="http://schemas.microsoft.com/office/drawing/2017/model3d" xmlns:o="urn:schemas-microsoft-com:office:office" xmlns:oel="http://schemas.microsoft.com/office/2019/extlst" xmlns:r="http://schemas.openxmlformats.org/officeDocument/2006/relationships" xmlns:m="http://schemas.openxmlformats.org/officeDocument/2006/math" xmlns:v="urn:schemas-microsoft-com:vml" xmlns:wp14="http://schemas.microsoft.com/office/word/2010/wordprocessingDrawing" xmlns:wp="http://schemas.openxmlformats.org/drawingml/2006/wordprocessingDrawing" xmlns:w10="urn:schemas-microsoft-com:office:word" xmlns:w="http://schemas.openxmlformats.org/wordprocessingml/2006/main" xmlns:w14="http://schemas.microsoft.com/office/word/2010/wordml" xmlns:w15="http://schemas.microsoft.com/office/word/2012/wordml" xmlns:w16cex="http://schemas.microsoft.com/office/word/2018/wordml/cex" xmlns:w16cid="http://schemas.microsoft.com/office/word/2016/wordml/cid" xmlns:w16="http://schemas.microsoft.com/office/word/2018/wordml" xmlns:w16du="http://schemas.microsoft.com/office/word/2023/wordml/word16du" xmlns:w16sdtdh="http://schemas.microsoft.com/office/word/2020/wordml/sdtdatahash" xmlns:w16sdtfl="http://schemas.microsoft.com/office/word/2024/wordml/sdtformatlock" xmlns:w16se="http://schemas.microsoft.com/office/word/2015/wordml/symex" xmlns:wpg="http://schemas.microsoft.com/office/word/2010/wordprocessingGroup" xmlns:wpi="http://schemas.microsoft.com/office/word/2010/wordprocessingInk" xmlns:wne="http://schemas.microsoft.com/office/word/2006/wordml" xmlns:wps="http://schemas.microsoft.com/office/word/2010/wordprocessingShape" mc:Ignorable="w14 w15 w16se w16cid w16 w16cex w16sdtdh w16sdtfl w16du wp14">
   <w:body>
     <w:p>
-      <w:pPr>
-        <w:rPr>
-          <w:b/>
-          <w:bCs/>
-        </w:rPr>
-      </w:pPr>
       <w:r>
         <w:rPr>
           <w:b/>
@@ -20,20 +14,8 @@
         <w:t xml:space="preserve"> </w:t>
       </w:r>
       <w:r>
-        <w:rPr>
-          <w:b/>
-          <w:bCs/>
-        </w:rPr>
-        <w:t>Macro posture — USD firmer, yields easing, bonds firmer, gold soft, and the energy complex down — points to slowing growth with cooling inflation pressure and tighter financial conditions, an environment that continues to favor defensive positioning, quality balance sheets, and lower-beta exposure over high-beta cyclicals and speculative growth.</w:t>
+        <w:t>Macro posture shows yields backing up and bonds selling off, with gold softer, the dollar roughly flat-to-softer, and the energy complex only slightly positive. Overall, the tape remains cautious and selective, favoring higher-quality growth leadership while keeping risk tight in lagging, rate-sensitive, and defensive pockets until breadth improves.</w:t>
       </w:r>
-    </w:p>
-    <w:p>
-      <w:pPr>
-        <w:rPr>
-          <w:b/>
-          <w:bCs/>
-        </w:rPr>
-      </w:pPr>
     </w:p>
     <w:sectPr>
       <w:pgSz w:w="15840" w:h="12240" w:orient="landscape"/>
@@ -8050,7 +8032,7 @@
   <w:style w:type="paragraph" w:default="1" w:styleId="Normal">
     <w:name w:val="Normal"/>
     <w:qFormat/>
-    <w:rsid w:val="005E146F"/>
+    <w:rsid w:val="009D5CC7"/>
   </w:style>
   <w:style w:type="paragraph" w:styleId="Heading1">
     <w:name w:val="heading 1"/>

--- a/data/bottom_line_weekly.docx
+++ b/data/bottom_line_weekly.docx
@@ -14,9 +14,10 @@
         <w:t xml:space="preserve"> </w:t>
       </w:r>
       <w:r>
-        <w:t>Macro posture shows yields backing up and bonds selling off, with gold softer, the dollar roughly flat-to-softer, and the energy complex only slightly positive. Overall, the tape remains cautious and selective, favoring higher-quality growth leadership while keeping risk tight in lagging, rate-sensitive, and defensive pockets until breadth improves.</w:t>
+        <w:t>Macro conditions reflect a tape that is leaning into higher nominal yields and a stronger energy complex while bonds and the dollar fade, consistent with markets repricing a mix of slowing but still positive growth and inflation that is easing from the peak yet remains above pre-COVID norms. Taken together, the week’s action points to investors rotating toward higher-beta, earnings-levered areas and away from duration and defensives, effectively expressing a view that the near-term growth and inflation backdrop is less about imminent recession risk and more about navigating a late-cycle slowdown with sticky but moderating price pressures.</w:t>
       </w:r>
     </w:p>
+    <w:p/>
     <w:sectPr>
       <w:pgSz w:w="15840" w:h="12240" w:orient="landscape"/>
       <w:pgMar w:top="1440" w:right="1080" w:bottom="1440" w:left="1080" w:header="720" w:footer="720" w:gutter="0"/>
@@ -8032,7 +8033,17 @@
   <w:style w:type="paragraph" w:default="1" w:styleId="Normal">
     <w:name w:val="Normal"/>
     <w:qFormat/>
-    <w:rsid w:val="009D5CC7"/>
+    <w:rsid w:val="0031422E"/>
+    <w:pPr>
+      <w:spacing w:after="200" w:line="276" w:lineRule="auto"/>
+    </w:pPr>
+    <w:rPr>
+      <w:rFonts w:eastAsiaTheme="minorEastAsia"/>
+      <w:kern w:val="0"/>
+      <w:sz w:val="22"/>
+      <w:szCs w:val="22"/>
+      <w14:ligatures w14:val="none"/>
+    </w:rPr>
   </w:style>
   <w:style w:type="paragraph" w:styleId="Heading1">
     <w:name w:val="heading 1"/>
@@ -8045,14 +8056,16 @@
     <w:pPr>
       <w:keepNext/>
       <w:keepLines/>
-      <w:spacing w:before="360" w:after="80"/>
+      <w:spacing w:before="360" w:after="80" w:line="278" w:lineRule="auto"/>
       <w:outlineLvl w:val="0"/>
     </w:pPr>
     <w:rPr>
       <w:rFonts w:asciiTheme="majorHAnsi" w:eastAsiaTheme="majorEastAsia" w:hAnsiTheme="majorHAnsi" w:cstheme="majorBidi"/>
       <w:color w:val="0F4761" w:themeColor="accent1" w:themeShade="BF"/>
+      <w:kern w:val="2"/>
       <w:sz w:val="40"/>
       <w:szCs w:val="40"/>
+      <w14:ligatures w14:val="standardContextual"/>
     </w:rPr>
   </w:style>
   <w:style w:type="paragraph" w:styleId="Heading2">
@@ -8068,14 +8081,16 @@
     <w:pPr>
       <w:keepNext/>
       <w:keepLines/>
-      <w:spacing w:before="160" w:after="80"/>
+      <w:spacing w:before="160" w:after="80" w:line="278" w:lineRule="auto"/>
       <w:outlineLvl w:val="1"/>
     </w:pPr>
     <w:rPr>
       <w:rFonts w:asciiTheme="majorHAnsi" w:eastAsiaTheme="majorEastAsia" w:hAnsiTheme="majorHAnsi" w:cstheme="majorBidi"/>
       <w:color w:val="0F4761" w:themeColor="accent1" w:themeShade="BF"/>
+      <w:kern w:val="2"/>
       <w:sz w:val="32"/>
       <w:szCs w:val="32"/>
+      <w14:ligatures w14:val="standardContextual"/>
     </w:rPr>
   </w:style>
   <w:style w:type="paragraph" w:styleId="Heading3">
@@ -8091,14 +8106,16 @@
     <w:pPr>
       <w:keepNext/>
       <w:keepLines/>
-      <w:spacing w:before="160" w:after="80"/>
+      <w:spacing w:before="160" w:after="80" w:line="278" w:lineRule="auto"/>
       <w:outlineLvl w:val="2"/>
     </w:pPr>
     <w:rPr>
       <w:rFonts w:eastAsiaTheme="majorEastAsia" w:cstheme="majorBidi"/>
       <w:color w:val="0F4761" w:themeColor="accent1" w:themeShade="BF"/>
+      <w:kern w:val="2"/>
       <w:sz w:val="28"/>
       <w:szCs w:val="28"/>
+      <w14:ligatures w14:val="standardContextual"/>
     </w:rPr>
   </w:style>
   <w:style w:type="paragraph" w:styleId="Heading4">
@@ -8114,7 +8131,7 @@
     <w:pPr>
       <w:keepNext/>
       <w:keepLines/>
-      <w:spacing w:before="80" w:after="40"/>
+      <w:spacing w:before="80" w:after="40" w:line="278" w:lineRule="auto"/>
       <w:outlineLvl w:val="3"/>
     </w:pPr>
     <w:rPr>
@@ -8122,6 +8139,10 @@
       <w:i/>
       <w:iCs/>
       <w:color w:val="0F4761" w:themeColor="accent1" w:themeShade="BF"/>
+      <w:kern w:val="2"/>
+      <w:sz w:val="24"/>
+      <w:szCs w:val="24"/>
+      <w14:ligatures w14:val="standardContextual"/>
     </w:rPr>
   </w:style>
   <w:style w:type="paragraph" w:styleId="Heading5">
@@ -8137,12 +8158,16 @@
     <w:pPr>
       <w:keepNext/>
       <w:keepLines/>
-      <w:spacing w:before="80" w:after="40"/>
+      <w:spacing w:before="80" w:after="40" w:line="278" w:lineRule="auto"/>
       <w:outlineLvl w:val="4"/>
     </w:pPr>
     <w:rPr>
       <w:rFonts w:eastAsiaTheme="majorEastAsia" w:cstheme="majorBidi"/>
       <w:color w:val="0F4761" w:themeColor="accent1" w:themeShade="BF"/>
+      <w:kern w:val="2"/>
+      <w:sz w:val="24"/>
+      <w:szCs w:val="24"/>
+      <w14:ligatures w14:val="standardContextual"/>
     </w:rPr>
   </w:style>
   <w:style w:type="paragraph" w:styleId="Heading6">
@@ -8158,7 +8183,7 @@
     <w:pPr>
       <w:keepNext/>
       <w:keepLines/>
-      <w:spacing w:before="40" w:after="0"/>
+      <w:spacing w:before="40" w:after="0" w:line="278" w:lineRule="auto"/>
       <w:outlineLvl w:val="5"/>
     </w:pPr>
     <w:rPr>
@@ -8166,6 +8191,10 @@
       <w:i/>
       <w:iCs/>
       <w:color w:val="595959" w:themeColor="text1" w:themeTint="A6"/>
+      <w:kern w:val="2"/>
+      <w:sz w:val="24"/>
+      <w:szCs w:val="24"/>
+      <w14:ligatures w14:val="standardContextual"/>
     </w:rPr>
   </w:style>
   <w:style w:type="paragraph" w:styleId="Heading7">
@@ -8181,12 +8210,16 @@
     <w:pPr>
       <w:keepNext/>
       <w:keepLines/>
-      <w:spacing w:before="40" w:after="0"/>
+      <w:spacing w:before="40" w:after="0" w:line="278" w:lineRule="auto"/>
       <w:outlineLvl w:val="6"/>
     </w:pPr>
     <w:rPr>
       <w:rFonts w:eastAsiaTheme="majorEastAsia" w:cstheme="majorBidi"/>
       <w:color w:val="595959" w:themeColor="text1" w:themeTint="A6"/>
+      <w:kern w:val="2"/>
+      <w:sz w:val="24"/>
+      <w:szCs w:val="24"/>
+      <w14:ligatures w14:val="standardContextual"/>
     </w:rPr>
   </w:style>
   <w:style w:type="paragraph" w:styleId="Heading8">
@@ -8202,7 +8235,7 @@
     <w:pPr>
       <w:keepNext/>
       <w:keepLines/>
-      <w:spacing w:after="0"/>
+      <w:spacing w:after="0" w:line="278" w:lineRule="auto"/>
       <w:outlineLvl w:val="7"/>
     </w:pPr>
     <w:rPr>
@@ -8210,6 +8243,10 @@
       <w:i/>
       <w:iCs/>
       <w:color w:val="272727" w:themeColor="text1" w:themeTint="D8"/>
+      <w:kern w:val="2"/>
+      <w:sz w:val="24"/>
+      <w:szCs w:val="24"/>
+      <w14:ligatures w14:val="standardContextual"/>
     </w:rPr>
   </w:style>
   <w:style w:type="paragraph" w:styleId="Heading9">
@@ -8225,12 +8262,16 @@
     <w:pPr>
       <w:keepNext/>
       <w:keepLines/>
-      <w:spacing w:after="0"/>
+      <w:spacing w:after="0" w:line="278" w:lineRule="auto"/>
       <w:outlineLvl w:val="8"/>
     </w:pPr>
     <w:rPr>
       <w:rFonts w:eastAsiaTheme="majorEastAsia" w:cstheme="majorBidi"/>
       <w:color w:val="272727" w:themeColor="text1" w:themeTint="D8"/>
+      <w:kern w:val="2"/>
+      <w:sz w:val="24"/>
+      <w:szCs w:val="24"/>
+      <w14:ligatures w14:val="standardContextual"/>
     </w:rPr>
   </w:style>
   <w:style w:type="character" w:default="1" w:styleId="DefaultParagraphFont">
@@ -8397,6 +8438,7 @@
       <w:kern w:val="28"/>
       <w:sz w:val="56"/>
       <w:szCs w:val="56"/>
+      <w14:ligatures w14:val="standardContextual"/>
     </w:rPr>
   </w:style>
   <w:style w:type="character" w:customStyle="1" w:styleId="TitleChar">
@@ -8425,13 +8467,16 @@
       <w:numPr>
         <w:ilvl w:val="1"/>
       </w:numPr>
+      <w:spacing w:after="160" w:line="278" w:lineRule="auto"/>
     </w:pPr>
     <w:rPr>
       <w:rFonts w:eastAsiaTheme="majorEastAsia" w:cstheme="majorBidi"/>
       <w:color w:val="595959" w:themeColor="text1" w:themeTint="A6"/>
       <w:spacing w:val="15"/>
+      <w:kern w:val="2"/>
       <w:sz w:val="28"/>
       <w:szCs w:val="28"/>
+      <w14:ligatures w14:val="standardContextual"/>
     </w:rPr>
   </w:style>
   <w:style w:type="character" w:customStyle="1" w:styleId="SubtitleChar">
@@ -8457,13 +8502,18 @@
     <w:qFormat/>
     <w:rsid w:val="00320A80"/>
     <w:pPr>
-      <w:spacing w:before="160"/>
+      <w:spacing w:before="160" w:after="160" w:line="278" w:lineRule="auto"/>
       <w:jc w:val="center"/>
     </w:pPr>
     <w:rPr>
+      <w:rFonts w:eastAsiaTheme="minorHAnsi"/>
       <w:i/>
       <w:iCs/>
       <w:color w:val="404040" w:themeColor="text1" w:themeTint="BF"/>
+      <w:kern w:val="2"/>
+      <w:sz w:val="24"/>
+      <w:szCs w:val="24"/>
+      <w14:ligatures w14:val="standardContextual"/>
     </w:rPr>
   </w:style>
   <w:style w:type="character" w:customStyle="1" w:styleId="QuoteChar">
@@ -8485,9 +8535,17 @@
     <w:qFormat/>
     <w:rsid w:val="00320A80"/>
     <w:pPr>
+      <w:spacing w:after="160" w:line="278" w:lineRule="auto"/>
       <w:ind w:left="720"/>
       <w:contextualSpacing/>
     </w:pPr>
+    <w:rPr>
+      <w:rFonts w:eastAsiaTheme="minorHAnsi"/>
+      <w:kern w:val="2"/>
+      <w:sz w:val="24"/>
+      <w:szCs w:val="24"/>
+      <w14:ligatures w14:val="standardContextual"/>
+    </w:rPr>
   </w:style>
   <w:style w:type="character" w:styleId="IntenseEmphasis">
     <w:name w:val="Intense Emphasis"/>
@@ -8514,14 +8572,19 @@
         <w:top w:val="single" w:sz="4" w:space="10" w:color="0F4761" w:themeColor="accent1" w:themeShade="BF"/>
         <w:bottom w:val="single" w:sz="4" w:space="10" w:color="0F4761" w:themeColor="accent1" w:themeShade="BF"/>
       </w:pBdr>
-      <w:spacing w:before="360" w:after="360"/>
+      <w:spacing w:before="360" w:after="360" w:line="278" w:lineRule="auto"/>
       <w:ind w:left="864" w:right="864"/>
       <w:jc w:val="center"/>
     </w:pPr>
     <w:rPr>
+      <w:rFonts w:eastAsiaTheme="minorHAnsi"/>
       <w:i/>
       <w:iCs/>
       <w:color w:val="0F4761" w:themeColor="accent1" w:themeShade="BF"/>
+      <w:kern w:val="2"/>
+      <w:sz w:val="24"/>
+      <w:szCs w:val="24"/>
+      <w14:ligatures w14:val="standardContextual"/>
     </w:rPr>
   </w:style>
   <w:style w:type="character" w:customStyle="1" w:styleId="IntenseQuoteChar">

--- a/data/bottom_line_weekly.docx
+++ b/data/bottom_line_weekly.docx
@@ -3,6 +3,11 @@
 <w:document xmlns:wpc="http://schemas.microsoft.com/office/word/2010/wordprocessingCanvas" xmlns:cx="http://schemas.microsoft.com/office/drawing/2014/chartex" xmlns:cx1="http://schemas.microsoft.com/office/drawing/2015/9/8/chartex" xmlns:cx2="http://schemas.microsoft.com/office/drawing/2015/10/21/chartex" xmlns:cx3="http://schemas.microsoft.com/office/drawing/2016/5/9/chartex" xmlns:cx4="http://schemas.microsoft.com/office/drawing/2016/5/10/chartex" xmlns:cx5="http://schemas.microsoft.com/office/drawing/2016/5/11/chartex" xmlns:cx6="http://schemas.microsoft.com/office/drawing/2016/5/12/chartex" xmlns:cx7="http://schemas.microsoft.com/office/drawing/2016/5/13/chartex" xmlns:cx8="http://schemas.microsoft.com/office/drawing/2016/5/14/chartex" xmlns:mc="http://schemas.openxmlformats.org/markup-compatibility/2006" xmlns:aink="http://schemas.microsoft.com/office/drawing/2016/ink" xmlns:am3d="http://schemas.microsoft.com/office/drawing/2017/model3d" xmlns:o="urn:schemas-microsoft-com:office:office" xmlns:oel="http://schemas.microsoft.com/office/2019/extlst" xmlns:r="http://schemas.openxmlformats.org/officeDocument/2006/relationships" xmlns:m="http://schemas.openxmlformats.org/officeDocument/2006/math" xmlns:v="urn:schemas-microsoft-com:vml" xmlns:wp14="http://schemas.microsoft.com/office/word/2010/wordprocessingDrawing" xmlns:wp="http://schemas.openxmlformats.org/drawingml/2006/wordprocessingDrawing" xmlns:w10="urn:schemas-microsoft-com:office:word" xmlns:w="http://schemas.openxmlformats.org/wordprocessingml/2006/main" xmlns:w14="http://schemas.microsoft.com/office/word/2010/wordml" xmlns:w15="http://schemas.microsoft.com/office/word/2012/wordml" xmlns:w16cex="http://schemas.microsoft.com/office/word/2018/wordml/cex" xmlns:w16cid="http://schemas.microsoft.com/office/word/2016/wordml/cid" xmlns:w16="http://schemas.microsoft.com/office/word/2018/wordml" xmlns:w16du="http://schemas.microsoft.com/office/word/2023/wordml/word16du" xmlns:w16sdtdh="http://schemas.microsoft.com/office/word/2020/wordml/sdtdatahash" xmlns:w16sdtfl="http://schemas.microsoft.com/office/word/2024/wordml/sdtformatlock" xmlns:w16se="http://schemas.microsoft.com/office/word/2015/wordml/symex" xmlns:wpg="http://schemas.microsoft.com/office/word/2010/wordprocessingGroup" xmlns:wpi="http://schemas.microsoft.com/office/word/2010/wordprocessingInk" xmlns:wne="http://schemas.microsoft.com/office/word/2006/wordml" xmlns:wps="http://schemas.microsoft.com/office/word/2010/wordprocessingShape" mc:Ignorable="w14 w15 w16se w16cid w16 w16cex w16sdtdh w16sdtfl w16du wp14">
   <w:body>
     <w:p>
+      <w:pPr>
+        <w:rPr>
+          <w:rFonts w:ascii="Aptos" w:hAnsi="Aptos"/>
+        </w:rPr>
+      </w:pPr>
       <w:r>
         <w:rPr>
           <w:b/>
@@ -14,7 +19,16 @@
         <w:t xml:space="preserve"> </w:t>
       </w:r>
       <w:r>
-        <w:t>Macro conditions reflect a tape that is leaning into higher nominal yields and a stronger energy complex while bonds and the dollar fade, consistent with markets repricing a mix of slowing but still positive growth and inflation that is easing from the peak yet remains above pre-COVID norms. Taken together, the week’s action points to investors rotating toward higher-beta, earnings-levered areas and away from duration and defensives, effectively expressing a view that the near-term growth and inflation backdrop is less about imminent recession risk and more about navigating a late-cycle slowdown with sticky but moderating price pressures.</w:t>
+        <w:rPr>
+          <w:rFonts w:ascii="Aptos" w:hAnsi="Aptos"/>
+        </w:rPr>
+        <w:t>Macro conditions reflect an environment where growth is slowing sequentially and earnings revisions remain under pressure, even as inflation eases off the highs but stays above pre-COVID norms</w:t>
+      </w:r>
+      <w:r>
+        <w:rPr>
+          <w:rFonts w:ascii="Aptos" w:hAnsi="Aptos"/>
+        </w:rPr>
+        <w:t>.</w:t>
       </w:r>
     </w:p>
     <w:p/>

--- a/data/bottom_line_weekly.docx
+++ b/data/bottom_line_weekly.docx
@@ -3,11 +3,6 @@
 <w:document xmlns:wpc="http://schemas.microsoft.com/office/word/2010/wordprocessingCanvas" xmlns:cx="http://schemas.microsoft.com/office/drawing/2014/chartex" xmlns:cx1="http://schemas.microsoft.com/office/drawing/2015/9/8/chartex" xmlns:cx2="http://schemas.microsoft.com/office/drawing/2015/10/21/chartex" xmlns:cx3="http://schemas.microsoft.com/office/drawing/2016/5/9/chartex" xmlns:cx4="http://schemas.microsoft.com/office/drawing/2016/5/10/chartex" xmlns:cx5="http://schemas.microsoft.com/office/drawing/2016/5/11/chartex" xmlns:cx6="http://schemas.microsoft.com/office/drawing/2016/5/12/chartex" xmlns:cx7="http://schemas.microsoft.com/office/drawing/2016/5/13/chartex" xmlns:cx8="http://schemas.microsoft.com/office/drawing/2016/5/14/chartex" xmlns:mc="http://schemas.openxmlformats.org/markup-compatibility/2006" xmlns:aink="http://schemas.microsoft.com/office/drawing/2016/ink" xmlns:am3d="http://schemas.microsoft.com/office/drawing/2017/model3d" xmlns:o="urn:schemas-microsoft-com:office:office" xmlns:oel="http://schemas.microsoft.com/office/2019/extlst" xmlns:r="http://schemas.openxmlformats.org/officeDocument/2006/relationships" xmlns:m="http://schemas.openxmlformats.org/officeDocument/2006/math" xmlns:v="urn:schemas-microsoft-com:vml" xmlns:wp14="http://schemas.microsoft.com/office/word/2010/wordprocessingDrawing" xmlns:wp="http://schemas.openxmlformats.org/drawingml/2006/wordprocessingDrawing" xmlns:w10="urn:schemas-microsoft-com:office:word" xmlns:w="http://schemas.openxmlformats.org/wordprocessingml/2006/main" xmlns:w14="http://schemas.microsoft.com/office/word/2010/wordml" xmlns:w15="http://schemas.microsoft.com/office/word/2012/wordml" xmlns:w16cex="http://schemas.microsoft.com/office/word/2018/wordml/cex" xmlns:w16cid="http://schemas.microsoft.com/office/word/2016/wordml/cid" xmlns:w16="http://schemas.microsoft.com/office/word/2018/wordml" xmlns:w16du="http://schemas.microsoft.com/office/word/2023/wordml/word16du" xmlns:w16sdtdh="http://schemas.microsoft.com/office/word/2020/wordml/sdtdatahash" xmlns:w16sdtfl="http://schemas.microsoft.com/office/word/2024/wordml/sdtformatlock" xmlns:w16se="http://schemas.microsoft.com/office/word/2015/wordml/symex" xmlns:wpg="http://schemas.microsoft.com/office/word/2010/wordprocessingGroup" xmlns:wpi="http://schemas.microsoft.com/office/word/2010/wordprocessingInk" xmlns:wne="http://schemas.microsoft.com/office/word/2006/wordml" xmlns:wps="http://schemas.microsoft.com/office/word/2010/wordprocessingShape" mc:Ignorable="w14 w15 w16se w16cid w16 w16cex w16sdtdh w16sdtfl w16du wp14">
   <w:body>
     <w:p>
-      <w:pPr>
-        <w:rPr>
-          <w:rFonts w:ascii="Aptos" w:hAnsi="Aptos"/>
-        </w:rPr>
-      </w:pPr>
       <w:r>
         <w:rPr>
           <w:b/>
@@ -19,19 +14,9 @@
         <w:t xml:space="preserve"> </w:t>
       </w:r>
       <w:r>
-        <w:rPr>
-          <w:rFonts w:ascii="Aptos" w:hAnsi="Aptos"/>
-        </w:rPr>
-        <w:t>Macro conditions reflect an environment where growth is slowing sequentially and earnings revisions remain under pressure, even as inflation eases off the highs but stays above pre-COVID norms</w:t>
-      </w:r>
-      <w:r>
-        <w:rPr>
-          <w:rFonts w:ascii="Aptos" w:hAnsi="Aptos"/>
-        </w:rPr>
-        <w:t>.</w:t>
+        <w:t>Macro conditions reflect slowing growth and still-elevated-but-easing inflation expectations, and the week’s factor mix—higher yields, a firm USD, flat bonds and gold, and a sharply weaker energy complex—aligns with a tape that is increasingly discounting pressure on forward earnings and cash flows rather than a renewed acceleration in nominal activity.</w:t>
       </w:r>
     </w:p>
-    <w:p/>
     <w:sectPr>
       <w:pgSz w:w="15840" w:h="12240" w:orient="landscape"/>
       <w:pgMar w:top="1440" w:right="1080" w:bottom="1440" w:left="1080" w:header="720" w:footer="720" w:gutter="0"/>

--- a/data/bottom_line_weekly.docx
+++ b/data/bottom_line_weekly.docx
@@ -14,7 +14,7 @@
         <w:t xml:space="preserve"> </w:t>
       </w:r>
       <w:r>
-        <w:t>Macro conditions reflect slowing growth and still-elevated-but-easing inflation expectations, and the week’s factor mix—higher yields, a firm USD, flat bonds and gold, and a sharply weaker energy complex—aligns with a tape that is increasingly discounting pressure on forward earnings and cash flows rather than a renewed acceleration in nominal activity.</w:t>
+        <w:t>Macro posture shows growth expectations continuing to fade and earnings revisions staying under pressure even as inflation moderates from peak levels but remains structurally higher than the pre-COVID regime, a setup echoed by firmer USD and higher yields, steady bonds, resilient gold, and a sharp drawdown across the energy complex that together signal tighter financial conditions and rising skepticism on the durability of the cycle.</w:t>
       </w:r>
     </w:p>
     <w:sectPr>

--- a/data/bottom_line_weekly.docx
+++ b/data/bottom_line_weekly.docx
@@ -14,7 +14,7 @@
         <w:t xml:space="preserve"> </w:t>
       </w:r>
       <w:r>
-        <w:t>Macro posture shows growth expectations continuing to fade and earnings revisions staying under pressure even as inflation moderates from peak levels but remains structurally higher than the pre-COVID regime, a setup echoed by firmer USD and higher yields, steady bonds, resilient gold, and a sharp drawdown across the energy complex that together signal tighter financial conditions and rising skepticism on the durability of the cycle.</w:t>
+        <w:t>Macro conditions reflect slowing growth with pressured earnings expectations alongside still-elevated but easing inflation, which fits a tape marked by higher yields and modestly firmer bonds, a flat dollar, softer energy complex, and constructive gold, all consistent with markets cautiously re-rating cyclicals while keeping a bid under duration and classic hedges as the late-cycle grind continues.</w:t>
       </w:r>
     </w:p>
     <w:sectPr>

--- a/data/bottom_line_weekly.docx
+++ b/data/bottom_line_weekly.docx
@@ -14,7 +14,7 @@
         <w:t xml:space="preserve"> </w:t>
       </w:r>
       <w:r>
-        <w:t>Macro conditions reflect slowing growth with pressured earnings expectations alongside still-elevated but easing inflation, which fits a tape marked by higher yields and modestly firmer bonds, a flat dollar, softer energy complex, and constructive gold, all consistent with markets cautiously re-rating cyclicals while keeping a bid under duration and classic hedges as the late-cycle grind continues.</w:t>
+        <w:t>Macro conditions reflect an environment where growth is slowing sequentially and earnings revisions remain under strain while inflation, though easing from its peaks, is still elevated versus pre‑COVID norms, a backdrop echoed in the week’s factor tape of stronger gold, a softer dollar, and essentially unchanged yields and bonds that together point to investors inching toward safety and duration without yet fully pricing a more aggressive downside growth shock.</w:t>
       </w:r>
     </w:p>
     <w:sectPr>

--- a/data/bottom_line_weekly.docx
+++ b/data/bottom_line_weekly.docx
@@ -14,7 +14,7 @@
         <w:t xml:space="preserve"> </w:t>
       </w:r>
       <w:r>
-        <w:t>Macro conditions reflect an environment where growth is slowing sequentially and earnings revisions remain under strain while inflation, though easing from its peaks, is still elevated versus pre‑COVID norms, a backdrop echoed in the week’s factor tape of stronger gold, a softer dollar, and essentially unchanged yields and bonds that together point to investors inching toward safety and duration without yet fully pricing a more aggressive downside growth shock.</w:t>
+        <w:t>Macro conditions reflect slowing growth and still-elevated-but-easing inflation expectations, and the tape is consistent with that mix as higher yields and weaker bonds punish duration assets, a softer USD and strong gold bid highlight lingering inflation and policy uncertainty, and a sharply weaker energy complex underscores mounting demand concerns even as cyclicals continue to enjoy a late-cycle bid for now.</w:t>
       </w:r>
     </w:p>
     <w:sectPr>

--- a/data/bottom_line_weekly.docx
+++ b/data/bottom_line_weekly.docx
@@ -14,7 +14,7 @@
         <w:t xml:space="preserve"> </w:t>
       </w:r>
       <w:r>
-        <w:t>Macro conditions reflect slowing growth and still-elevated-but-easing inflation expectations, and the tape is consistent with that mix as higher yields and weaker bonds punish duration assets, a softer USD and strong gold bid highlight lingering inflation and policy uncertainty, and a sharply weaker energy complex underscores mounting demand concerns even as cyclicals continue to enjoy a late-cycle bid for now.</w:t>
+        <w:t>Macro conditions reflect an environment where growth is slowing and earnings revisions remain under pressure while inflation, though easing from its peak, is still running above pre-COVID norms, a mix echoed in the tape by firm bonds (+0.04%), weaker yields (-0.30%), a steady USD (-0.07%), stable gold (+0.09%), and a notably soft energy complex (-1.73%) that together point to rising caution on the growth side without a full unwind of inflation risk.</w:t>
       </w:r>
     </w:p>
     <w:sectPr>

--- a/data/bottom_line_weekly.docx
+++ b/data/bottom_line_weekly.docx
@@ -14,7 +14,7 @@
         <w:t xml:space="preserve"> </w:t>
       </w:r>
       <w:r>
-        <w:t>Macro conditions reflect an environment where growth is slowing and earnings revisions remain under pressure while inflation, though easing from its peak, is still running above pre-COVID norms, a mix echoed in the tape by firm bonds (+0.04%), weaker yields (-0.30%), a steady USD (-0.07%), stable gold (+0.09%), and a notably soft energy complex (-1.73%) that together point to rising caution on the growth side without a full unwind of inflation risk.</w:t>
+        <w:t>Macro conditions reflect a market that is increasingly pricing slowing growth and still-elevated-but-easing inflation, with lower yields and firmer bonds supporting duration assets, a steady dollar and modestly bid gold signaling ongoing demand for safety, and a sharply weaker energy complex reinforcing the market’s shift away from reflationary, late-cycle exposure.</w:t>
       </w:r>
     </w:p>
     <w:sectPr>

--- a/data/bottom_line_weekly.docx
+++ b/data/bottom_line_weekly.docx
@@ -14,7 +14,7 @@
         <w:t xml:space="preserve"> </w:t>
       </w:r>
       <w:r>
-        <w:t>Macro conditions reflect a market that is increasingly pricing slowing growth and still-elevated-but-easing inflation, with lower yields and firmer bonds supporting duration assets, a steady dollar and modestly bid gold signaling ongoing demand for safety, and a sharply weaker energy complex reinforcing the market’s shift away from reflationary, late-cycle exposure.</w:t>
+        <w:t>Macro conditions reflect slowing growth with pressured earnings expectations alongside moderating—but still elevated—inflation, and that mix is corroborated by the week’s factor tape: lower yields and firmer bonds supporting defensives, gold outperforming as a hedge, a steady dollar, and a weak energy complex that all signal investors are leaning cautiously into disinflation and decelerating activity rather than re-pricing for a robust re-acceleration.</w:t>
       </w:r>
     </w:p>
     <w:sectPr>

--- a/data/bottom_line_weekly.docx
+++ b/data/bottom_line_weekly.docx
@@ -14,7 +14,7 @@
         <w:t xml:space="preserve"> </w:t>
       </w:r>
       <w:r>
-        <w:t>Macro conditions reflect slowing growth with pressured earnings expectations alongside moderating—but still elevated—inflation, and that mix is corroborated by the week’s factor tape: lower yields and firmer bonds supporting defensives, gold outperforming as a hedge, a steady dollar, and a weak energy complex that all signal investors are leaning cautiously into disinflation and decelerating activity rather than re-pricing for a robust re-acceleration.</w:t>
+        <w:t>Macro conditions reflect an environment where growth is slowing and earnings expectations remain under pressure while inflation, though easing from peak levels, is still elevated versus pre-COVID norms, a mix echoed by lower yields, bid-for-bonds, a firmer USD, stronger gold, and a pressured energy complex that collectively point to investors rotating toward safety and duration rather than cyclicality and reflation.</w:t>
       </w:r>
     </w:p>
     <w:sectPr>

--- a/data/bottom_line_weekly.docx
+++ b/data/bottom_line_weekly.docx
@@ -14,7 +14,7 @@
         <w:t xml:space="preserve"> </w:t>
       </w:r>
       <w:r>
-        <w:t>Macro conditions reflect an environment where growth is slowing and earnings expectations remain under pressure while inflation, though easing from peak levels, is still elevated versus pre-COVID norms, a mix echoed by lower yields, bid-for-bonds, a firmer USD, stronger gold, and a pressured energy complex that collectively point to investors rotating toward safety and duration rather than cyclicality and reflation.</w:t>
+        <w:t>Macro posture shows growth is slowing sequentially with earnings revisions still under pressure while inflation, though easing off the highs, remains above pre-COVID norms, a mix that is echoed in the week’s factor moves: stronger USD and Gold alongside falling yields and a heavy Energy complex point to a market leaning toward more defensive, quality, and cash-flow certainty rather than embracing a reflationary growth upswing.</w:t>
       </w:r>
     </w:p>
     <w:sectPr>

--- a/data/bottom_line_weekly.docx
+++ b/data/bottom_line_weekly.docx
@@ -14,7 +14,7 @@
         <w:t xml:space="preserve"> </w:t>
       </w:r>
       <w:r>
-        <w:t>Macro posture shows growth is slowing sequentially with earnings revisions still under pressure while inflation, though easing off the highs, remains above pre-COVID norms, a mix that is echoed in the week’s factor moves: stronger USD and Gold alongside falling yields and a heavy Energy complex point to a market leaning toward more defensive, quality, and cash-flow certainty rather than embracing a reflationary growth upswing.</w:t>
+        <w:t>Macro conditions reflect slowing sequential growth and pressured earnings revisions alongside inflation that is easing off the highs but still above pre-COVID norms, which is echoed in a weaker USD, firmer gold, slightly higher yields, flat bonds, and a broadly steady energy complex that together signal a market pricing in lower real growth, sticky-but-contained inflation, and a preference for real assets and quality cyclicals over pure defensives.</w:t>
       </w:r>
     </w:p>
     <w:sectPr>

--- a/data/bottom_line_weekly.docx
+++ b/data/bottom_line_weekly.docx
@@ -14,7 +14,7 @@
         <w:t xml:space="preserve"> </w:t>
       </w:r>
       <w:r>
-        <w:t>Macro conditions reflect slowing sequential growth and pressured earnings revisions alongside inflation that is easing off the highs but still above pre-COVID norms, which is echoed in a weaker USD, firmer gold, slightly higher yields, flat bonds, and a broadly steady energy complex that together signal a market pricing in lower real growth, sticky-but-contained inflation, and a preference for real assets and quality cyclicals over pure defensives.</w:t>
+        <w:t>Macro conditions reflect slowing growth and pressured earnings expectations alongside still-elevated but decelerating inflation, and the tape corroborates that mix via a weaker USD, strong bid for Gold and the Energy complex, modestly higher yields, and flat bonds, all of which point to investors leaning into reflationary, real-asset and cyclically geared exposures even as they hedge late-cycle growth risk.</w:t>
       </w:r>
     </w:p>
     <w:sectPr>

--- a/data/bottom_line_weekly.docx
+++ b/data/bottom_line_weekly.docx
@@ -14,7 +14,7 @@
         <w:t xml:space="preserve"> </w:t>
       </w:r>
       <w:r>
-        <w:t>Macro conditions reflect slowing growth and pressured earnings expectations alongside still-elevated but decelerating inflation, and the tape corroborates that mix via a weaker USD, strong bid for Gold and the Energy complex, modestly higher yields, and flat bonds, all of which point to investors leaning into reflationary, real-asset and cyclically geared exposures even as they hedge late-cycle growth risk.</w:t>
+        <w:t>Macro conditions reflect slowing growth and pressured earnings revisions alongside inflation that is easing from peak levels but still elevated versus pre-COVID norms, a mix echoed by a weaker USD, sharply higher gold and energy prices, and firmer yields with flat bonds that together point to markets repricing a stickier-inflation, slower-growth backdrop even as risk assets lean into cyclical exposure for now.</w:t>
       </w:r>
     </w:p>
     <w:sectPr>

--- a/data/bottom_line_weekly.docx
+++ b/data/bottom_line_weekly.docx
@@ -14,7 +14,7 @@
         <w:t xml:space="preserve"> </w:t>
       </w:r>
       <w:r>
-        <w:t>Macro conditions reflect slowing growth and pressured earnings revisions alongside inflation that is easing from peak levels but still elevated versus pre-COVID norms, a mix echoed by a weaker USD, sharply higher gold and energy prices, and firmer yields with flat bonds that together point to markets repricing a stickier-inflation, slower-growth backdrop even as risk assets lean into cyclical exposure for now.</w:t>
+        <w:t>Macro conditions reflect slowing but still positive growth alongside moderating yet above-trend inflation, and the tape is echoing that mix through a weaker USD, firm bonds and flat yields, rising gold, and a strong energy complex, a combination that points to investors seeking both late-cycle safety and real-asset hedges while still rewarding equity risk where balance sheets and pricing power look most durable.</w:t>
       </w:r>
     </w:p>
     <w:sectPr>

--- a/data/bottom_line_weekly.docx
+++ b/data/bottom_line_weekly.docx
@@ -14,7 +14,7 @@
         <w:t xml:space="preserve"> </w:t>
       </w:r>
       <w:r>
-        <w:t>Macro conditions reflect slowing but still positive growth alongside moderating yet above-trend inflation, and the tape is echoing that mix through a weaker USD, firm bonds and flat yields, rising gold, and a strong energy complex, a combination that points to investors seeking both late-cycle safety and real-asset hedges while still rewarding equity risk where balance sheets and pricing power look most durable.</w:t>
+        <w:t>Macro conditions reflect growth expectations that are grinding lower and inflation expectations that are moderating but remain above the prior cycle, a mix echoed by a weaker USD, strong Gold and energy complex, steady-to-softer yields, and firmer bonds that together point to investors positioning for slower real activity, persistent (but less acute) price pressure, and a continued search for quality and real-asset hedges within a still-broad equity advance.</w:t>
       </w:r>
     </w:p>
     <w:sectPr>

--- a/data/bottom_line_weekly.docx
+++ b/data/bottom_line_weekly.docx
@@ -14,7 +14,7 @@
         <w:t xml:space="preserve"> </w:t>
       </w:r>
       <w:r>
-        <w:t>Macro conditions reflect growth expectations that are grinding lower and inflation expectations that are moderating but remain above the prior cycle, a mix echoed by a weaker USD, strong Gold and energy complex, steady-to-softer yields, and firmer bonds that together point to investors positioning for slower real activity, persistent (but less acute) price pressure, and a continued search for quality and real-asset hedges within a still-broad equity advance.</w:t>
+        <w:t>Macro conditions reflect slowing growth and still-elevated, but easing, inflation pressures, and that backdrop is echoed in the cross-asset moves: weaker gold alongside a firm USD and bid for bonds, softer yields, and strength in the energy complex collectively point to investors seeking quality and income while still respecting residual inflation risk rather than embracing a broad, cyclically driven risk-on.</w:t>
       </w:r>
     </w:p>
     <w:sectPr>

--- a/data/bottom_line_weekly.docx
+++ b/data/bottom_line_weekly.docx
@@ -14,7 +14,7 @@
         <w:t xml:space="preserve"> </w:t>
       </w:r>
       <w:r>
-        <w:t>Macro conditions reflect slowing growth and still-elevated, but easing, inflation pressures, and that backdrop is echoed in the cross-asset moves: weaker gold alongside a firm USD and bid for bonds, softer yields, and strength in the energy complex collectively point to investors seeking quality and income while still respecting residual inflation risk rather than embracing a broad, cyclically driven risk-on.</w:t>
+        <w:t>Macro posture shows growth is slowing sequentially while still-elevated-but-easing inflation keeps the backdrop uneven, consistent with a firmer dollar, soft gold, stable-to-firm bonds and steady yields, and strength across the energy complex that together signal investors are leaning into late-cycle defensives and hard-asset cash flows rather than broad-based cyclical or duration risk this week.</w:t>
       </w:r>
     </w:p>
     <w:sectPr>

--- a/data/bottom_line_weekly.docx
+++ b/data/bottom_line_weekly.docx
@@ -14,7 +14,7 @@
         <w:t xml:space="preserve"> </w:t>
       </w:r>
       <w:r>
-        <w:t>Macro posture shows growth is slowing sequentially while still-elevated-but-easing inflation keeps the backdrop uneven, consistent with a firmer dollar, soft gold, stable-to-firm bonds and steady yields, and strength across the energy complex that together signal investors are leaning into late-cycle defensives and hard-asset cash flows rather than broad-based cyclical or duration risk this week.</w:t>
+        <w:t>Macro conditions reflect a market that is pricing slowing but still positive nominal growth and a gradual easing in inflation pressures, as higher yields alongside weaker bonds and gold, a firmer USD, and a soft energy complex together signal tighter financial conditions and waning earnings confidence that are increasingly consistent with the week’s defensive, narrow-breadth equity tape.</w:t>
       </w:r>
     </w:p>
     <w:sectPr>

--- a/data/bottom_line_weekly.docx
+++ b/data/bottom_line_weekly.docx
@@ -14,7 +14,7 @@
         <w:t xml:space="preserve"> </w:t>
       </w:r>
       <w:r>
-        <w:t>Macro conditions reflect a market that is pricing slowing but still positive nominal growth and a gradual easing in inflation pressures, as higher yields alongside weaker bonds and gold, a firmer USD, and a soft energy complex together signal tighter financial conditions and waning earnings confidence that are increasingly consistent with the week’s defensive, narrow-breadth equity tape.</w:t>
+        <w:t>Macro conditions reflect a market recalibrating to slowing growth and still-elevated-but-easing inflation expectations, with a stronger USD and higher yields pressuring Gold and Bonds while the broader energy complex traded lower despite sector-level equity strength, underscoring a cautious stance toward forward earnings and risk assets even as headline price pressures cool from prior extremes.</w:t>
       </w:r>
     </w:p>
     <w:sectPr>

--- a/data/bottom_line_weekly.docx
+++ b/data/bottom_line_weekly.docx
@@ -14,7 +14,7 @@
         <w:t xml:space="preserve"> </w:t>
       </w:r>
       <w:r>
-        <w:t>Macro conditions reflect a market recalibrating to slowing growth and still-elevated-but-easing inflation expectations, with a stronger USD and higher yields pressuring Gold and Bonds while the broader energy complex traded lower despite sector-level equity strength, underscoring a cautious stance toward forward earnings and risk assets even as headline price pressures cool from prior extremes.</w:t>
+        <w:t>Macro conditions reflect an environment where growth is slowing and earnings revisions remain pressured even as inflation eases from the peaks but stays above pre‑COVID norms, consistent with gold’s strength, softer yields, firm bonds, a flat dollar, and a weaker energy complex that together point to investors leaning into cyclicals and risk despite a macro backdrop that is moderating rather than re‑accelerating.</w:t>
       </w:r>
     </w:p>
     <w:sectPr>

--- a/data/bottom_line_weekly.docx
+++ b/data/bottom_line_weekly.docx
@@ -14,7 +14,7 @@
         <w:t xml:space="preserve"> </w:t>
       </w:r>
       <w:r>
-        <w:t>Macro conditions reflect an environment where growth is slowing and earnings revisions remain pressured even as inflation eases from the peaks but stays above pre‑COVID norms, consistent with gold’s strength, softer yields, firm bonds, a flat dollar, and a weaker energy complex that together point to investors leaning into cyclicals and risk despite a macro backdrop that is moderating rather than re‑accelerating.</w:t>
+        <w:t>Macro conditions reflect a backdrop where growth is slowing and earnings revisions remain pressured while inflation, though easing from the peak, is still elevated versus pre-COVID norms, and that’s consistent with gold’s strong bid, a firm but not surging USD, flat yields, steady bonds, and a weak energy complex, all of which point to investors cautiously leaning into quality growth and balance-sheet strength rather than making a high-conviction cyclical or reflationary bet.</w:t>
       </w:r>
     </w:p>
     <w:sectPr>

--- a/data/bottom_line_weekly.docx
+++ b/data/bottom_line_weekly.docx
@@ -14,7 +14,7 @@
         <w:t xml:space="preserve"> </w:t>
       </w:r>
       <w:r>
-        <w:t>Macro conditions reflect a backdrop where growth is slowing and earnings revisions remain pressured while inflation, though easing from the peak, is still elevated versus pre-COVID norms, and that’s consistent with gold’s strong bid, a firm but not surging USD, flat yields, steady bonds, and a weak energy complex, all of which point to investors cautiously leaning into quality growth and balance-sheet strength rather than making a high-conviction cyclical or reflationary bet.</w:t>
+        <w:t>Macro conditions reflect expectations for slowing but still positive growth with moderating, above-trend inflation as falling yields, firmer bonds, a stronger USD, and a bid in gold alongside a weaker energy complex collectively point to a market that is reassessing the pace of future tightening and growth durability rather than discounting an imminent shock.</w:t>
       </w:r>
     </w:p>
     <w:sectPr>

--- a/data/bottom_line_weekly.docx
+++ b/data/bottom_line_weekly.docx
@@ -14,7 +14,7 @@
         <w:t xml:space="preserve"> </w:t>
       </w:r>
       <w:r>
-        <w:t>Macro conditions reflect expectations for slowing but still positive growth with moderating, above-trend inflation as falling yields, firmer bonds, a stronger USD, and a bid in gold alongside a weaker energy complex collectively point to a market that is reassessing the pace of future tightening and growth durability rather than discounting an imminent shock.</w:t>
+        <w:t>Macro conditions reflect a backdrop where growth is slowing sequentially and inflation, while easing off the highs, remains above pre-COVID norms, which is echoed in a firmer USD, strong Gold, stable-to-slightly softer yields, marginally positive bonds, and a weaker energy complex that collectively point to rising demand for safety and quality even as the equity tape continues to lean into cyclical leadership.</w:t>
       </w:r>
     </w:p>
     <w:sectPr>

--- a/data/bottom_line_weekly.docx
+++ b/data/bottom_line_weekly.docx
@@ -14,7 +14,7 @@
         <w:t xml:space="preserve"> </w:t>
       </w:r>
       <w:r>
-        <w:t>Macro conditions reflect a backdrop where growth is slowing sequentially and inflation, while easing off the highs, remains above pre-COVID norms, which is echoed in a firmer USD, strong Gold, stable-to-slightly softer yields, marginally positive bonds, and a weaker energy complex that collectively point to rising demand for safety and quality even as the equity tape continues to lean into cyclical leadership.</w:t>
+        <w:t>Macro conditions reflect an environment where growth is slowing sequentially and earnings revisions are pressured even as inflation cools from the peak but remains structurally higher than the pre-COVID regime, and the move higher in Gold, a firm USD, positive bond returns amid flat yields, and a weak energy complex collectively reinforce a market that is hedging late-cycle and policy risk even as it leans into pro-cyclical leadership for now.</w:t>
       </w:r>
     </w:p>
     <w:sectPr>

--- a/data/bottom_line_weekly.docx
+++ b/data/bottom_line_weekly.docx
@@ -14,7 +14,7 @@
         <w:t xml:space="preserve"> </w:t>
       </w:r>
       <w:r>
-        <w:t>Macro conditions reflect an environment where growth is slowing sequentially and earnings revisions are pressured even as inflation cools from the peak but remains structurally higher than the pre-COVID regime, and the move higher in Gold, a firm USD, positive bond returns amid flat yields, and a weak energy complex collectively reinforce a market that is hedging late-cycle and policy risk even as it leans into pro-cyclical leadership for now.</w:t>
+        <w:t>Macro conditions reflect an environment where sequential growth is slowing and earnings expectations remain under pressure while inflation eases from its peak but stays above pre‑COVID norms, a setup echoed in the tape by strong gold, higher yields alongside flat bonds and USD, and a sharply higher energy complex that together argue for sticky cost pressures, tighter financial conditions, and a market increasingly rewarding defensiveness over pure cyclicality.</w:t>
       </w:r>
     </w:p>
     <w:sectPr>

--- a/data/bottom_line_weekly.docx
+++ b/data/bottom_line_weekly.docx
@@ -14,7 +14,7 @@
         <w:t xml:space="preserve"> </w:t>
       </w:r>
       <w:r>
-        <w:t>Macro conditions reflect an environment where sequential growth is slowing and earnings expectations remain under pressure while inflation eases from its peak but stays above pre‑COVID norms, a setup echoed in the tape by strong gold, higher yields alongside flat bonds and USD, and a sharply higher energy complex that together argue for sticky cost pressures, tighter financial conditions, and a market increasingly rewarding defensiveness over pure cyclicality.</w:t>
+        <w:t>Macro conditions reflect a backdrop where growth is slowing and earnings expectations remain under pressure even as inflation cools from peak levels but stays structurally higher than the pre-COVID regime, a mix that aligns with outperformance in real-asset and defensive sectors, strong Energy and Gold, a firm dollar, and largely flat moves in yields and bonds that collectively signal investors leaning toward late-cycle resilience over pure cyclical upside.</w:t>
       </w:r>
     </w:p>
     <w:sectPr>

--- a/data/bottom_line_weekly.docx
+++ b/data/bottom_line_weekly.docx
@@ -14,7 +14,7 @@
         <w:t xml:space="preserve"> </w:t>
       </w:r>
       <w:r>
-        <w:t>Macro conditions reflect a backdrop where growth is slowing and earnings expectations remain under pressure even as inflation cools from peak levels but stays structurally higher than the pre-COVID regime, a mix that aligns with outperformance in real-asset and defensive sectors, strong Energy and Gold, a firm dollar, and largely flat moves in yields and bonds that collectively signal investors leaning toward late-cycle resilience over pure cyclical upside.</w:t>
+        <w:t>Macro conditions reflect a market leaning into slowing growth and still-elevated-but-cooling inflation expectations, with gold and the broader energy complex catching a bid alongside firm bonds and softer yields, even as the dollar holds steady, which all aligns with the tape’s preference for yield, cash-flow durability, and real-asset exposure over high-multiple or economically sensitive beta this week.</w:t>
       </w:r>
     </w:p>
     <w:sectPr>

--- a/data/bottom_line_weekly.docx
+++ b/data/bottom_line_weekly.docx
@@ -14,7 +14,7 @@
         <w:t xml:space="preserve"> </w:t>
       </w:r>
       <w:r>
-        <w:t>Macro conditions reflect a market leaning into slowing growth and still-elevated-but-cooling inflation expectations, with gold and the broader energy complex catching a bid alongside firm bonds and softer yields, even as the dollar holds steady, which all aligns with the tape’s preference for yield, cash-flow durability, and real-asset exposure over high-multiple or economically sensitive beta this week.</w:t>
+        <w:t>Macro posture shows growth is slowing and earnings expectations remain under pressure even as inflation decelerates from peak levels but stays structurally higher than pre-COVID, a mix corroborated by firmer gold and bonds alongside a steady dollar and flat yields and energy complex, signaling the market is paying for both late-cycle defensiveness and selective reflation exposure rather than broad-based risk-on.</w:t>
       </w:r>
     </w:p>
     <w:sectPr>

--- a/data/bottom_line_weekly.docx
+++ b/data/bottom_line_weekly.docx
@@ -14,7 +14,7 @@
         <w:t xml:space="preserve"> </w:t>
       </w:r>
       <w:r>
-        <w:t>Macro posture shows growth is slowing and earnings expectations remain under pressure even as inflation decelerates from peak levels but stays structurally higher than pre-COVID, a mix corroborated by firmer gold and bonds alongside a steady dollar and flat yields and energy complex, signaling the market is paying for both late-cycle defensiveness and selective reflation exposure rather than broad-based risk-on.</w:t>
+        <w:t>Macro conditions reflect a slowing growth backdrop with pressured earnings expectations and still-elevated but moderating inflation, consistent with firmer yields, a resilient USD, steady bonds, firm energy, and strong gold, all of which together signal a market gradually repricing toward tighter financial conditions and a more cautious stance on forward growth.</w:t>
       </w:r>
     </w:p>
     <w:sectPr>

--- a/data/bottom_line_weekly.docx
+++ b/data/bottom_line_weekly.docx
@@ -14,7 +14,7 @@
         <w:t xml:space="preserve"> </w:t>
       </w:r>
       <w:r>
-        <w:t>Macro conditions reflect a slowing growth backdrop with pressured earnings expectations and still-elevated but moderating inflation, consistent with firmer yields, a resilient USD, steady bonds, firm energy, and strong gold, all of which together signal a market gradually repricing toward tighter financial conditions and a more cautious stance on forward growth.</w:t>
+        <w:t>Macro conditions reflect slowing growth and still-elevated-but-easing inflation, and that’s consistent with this week’s factor and sector performance as firm yields, a bid in gold, a resilient USD, and a steady energy complex point to investors demanding higher risk premia for duration and cyclicality while hedging policy and inflation uncertainty rather than embracing a clean “disinflation plus re-acceleration” soft-landing narrative.</w:t>
       </w:r>
     </w:p>
     <w:sectPr>

--- a/data/bottom_line_weekly.docx
+++ b/data/bottom_line_weekly.docx
@@ -14,7 +14,7 @@
         <w:t xml:space="preserve"> </w:t>
       </w:r>
       <w:r>
-        <w:t>Macro conditions reflect slowing growth and still-elevated-but-easing inflation, and that’s consistent with this week’s factor and sector performance as firm yields, a bid in gold, a resilient USD, and a steady energy complex point to investors demanding higher risk premia for duration and cyclicality while hedging policy and inflation uncertainty rather than embracing a clean “disinflation plus re-acceleration” soft-landing narrative.</w:t>
+        <w:t>Macro conditions reflect slowing growth and still-elevated-but-easing inflation expectations, and that shows up in a powerful bid for Gold, rising yields pressuring Bonds, a softer USD, and a surging Energy complex, all consistent with investors fading earnings power in growth-sensitive sectors while seeking inflation-resilient assets and balance-sheet quality rather than broad equity beta.</w:t>
       </w:r>
     </w:p>
     <w:sectPr>

--- a/data/bottom_line_weekly.docx
+++ b/data/bottom_line_weekly.docx
@@ -14,7 +14,7 @@
         <w:t xml:space="preserve"> </w:t>
       </w:r>
       <w:r>
-        <w:t>Macro conditions reflect slowing growth and still-elevated-but-easing inflation expectations, and that shows up in a powerful bid for Gold, rising yields pressuring Bonds, a softer USD, and a surging Energy complex, all consistent with investors fading earnings power in growth-sensitive sectors while seeking inflation-resilient assets and balance-sheet quality rather than broad equity beta.</w:t>
+        <w:t>Macro conditions reflect a market that is pricing slowing growth and still-elevated but decelerating inflation, with surging Gold (+5.30%), a weaker USD (-0.53%), higher yields (+0.41%), flat bonds (-0.17%), and a ripping energy complex (+17.20%) all consistent with investors seeking real-asset and defensive exposure rather than leaning into a durable re-acceleration in cyclicals or earnings.</w:t>
       </w:r>
     </w:p>
     <w:sectPr>

--- a/data/bottom_line_weekly.docx
+++ b/data/bottom_line_weekly.docx
@@ -14,7 +14,7 @@
         <w:t xml:space="preserve"> </w:t>
       </w:r>
       <w:r>
-        <w:t>Macro conditions reflect a market that is pricing slowing growth and still-elevated but decelerating inflation, with surging Gold (+5.30%), a weaker USD (-0.53%), higher yields (+0.41%), flat bonds (-0.17%), and a ripping energy complex (+17.20%) all consistent with investors seeking real-asset and defensive exposure rather than leaning into a durable re-acceleration in cyclicals or earnings.</w:t>
+        <w:t>Macro conditions reflect an environment where growth is slowing sequentially and earnings revisions are under pressure even as inflation cools from peak levels but remains structurally higher than the pre-COVID regime, a mix consistent with a weaker USD, strong gold and energy complex, modestly higher yields, and flat bonds that together signal a market rotating toward real assets and select cyclicals as investors hedge both slowing real activity and still-sticky nominal pressures.</w:t>
       </w:r>
     </w:p>
     <w:sectPr>

--- a/data/bottom_line_weekly.docx
+++ b/data/bottom_line_weekly.docx
@@ -14,7 +14,7 @@
         <w:t xml:space="preserve"> </w:t>
       </w:r>
       <w:r>
-        <w:t>Macro conditions reflect an environment where growth is slowing sequentially and earnings revisions are under pressure even as inflation cools from peak levels but remains structurally higher than the pre-COVID regime, a mix consistent with a weaker USD, strong gold and energy complex, modestly higher yields, and flat bonds that together signal a market rotating toward real assets and select cyclicals as investors hedge both slowing real activity and still-sticky nominal pressures.</w:t>
+        <w:t>Macro conditions reflect slowing growth expectations and still-elevated but decelerating inflation, and the tape this week is validating that posture with capital moving up the quality spectrum and into real assets over rate-sensitive and economically levered equities.</w:t>
       </w:r>
     </w:p>
     <w:sectPr>
